--- a/lessons/3-10/readiness/practice.docx
+++ b/lessons/3-10/readiness/practice.docx
@@ -29,7 +29,7 @@
           <w:sz w:val="20"/>
           <w:szCs w:val="20"/>
         </w:rPr>
-        <w:t xml:space="preserve">Readiness practice for Lesson 4-6  ·  Builds toward 6.RP.3d</w:t>
+        <w:t xml:space="preserve">Readiness practice for Lesson 3-10 (Unit 3 · Lesson 10)  ·  Builds toward 6.AT.3c</w:t>
       </w:r>
     </w:p>
     <w:p>
@@ -442,7 +442,7 @@
           <w:sz w:val="20"/>
           <w:szCs w:val="20"/>
         </w:rPr>
-        <w:t xml:space="preserve">When you've finished, open Lesson 4-6 and dive in!</w:t>
+        <w:t xml:space="preserve">When you've finished, open Lesson 3-10 and dive in!</w:t>
       </w:r>
     </w:p>
     <w:p>

--- a/lessons/3-10/readiness/practice.docx
+++ b/lessons/3-10/readiness/practice.docx
@@ -86,7 +86,1259 @@
     </w:p>
     <w:p>
       <w:pPr>
-        <w:spacing w:after="120" w:before="0"/>
+        <w:spacing w:after="60" w:before="120"/>
+      </w:pPr>
+      <w:r>
+        <w:rPr>
+          <w:b/>
+          <w:bCs/>
+          <w:color w:val="0F2B3C"/>
+          <w:sz w:val="24"/>
+          <w:szCs w:val="24"/>
+        </w:rPr>
+        <w:t xml:space="preserve">Vocabulary Anchor Box</w:t>
+      </w:r>
+    </w:p>
+    <w:tbl>
+      <w:tblPr>
+        <w:tblW w:type="dxa" w:w="9360"/>
+        <w:tblBorders>
+          <w:top w:val="single" w:color="C7D2DD" w:sz="6"/>
+          <w:left w:val="single" w:color="C7D2DD" w:sz="6"/>
+          <w:bottom w:val="single" w:color="C7D2DD" w:sz="6"/>
+          <w:right w:val="single" w:color="C7D2DD" w:sz="6"/>
+          <w:insideH w:val="single" w:color="C7D2DD" w:sz="6"/>
+          <w:insideV w:val="single" w:color="C7D2DD" w:sz="6"/>
+        </w:tblBorders>
+      </w:tblPr>
+      <w:tblGrid>
+        <w:gridCol w:w="1800"/>
+        <w:gridCol w:w="3160"/>
+        <w:gridCol w:w="2200"/>
+        <w:gridCol w:w="2200"/>
+      </w:tblGrid>
+      <w:tr>
+        <w:trPr>
+          <w:cantSplit/>
+          <w:tblHeader/>
+        </w:trPr>
+        <w:tc>
+          <w:tcPr>
+            <w:tcW w:type="dxa" w:w="1800"/>
+            <w:shd w:fill="EEF4F8" w:color="auto" w:val="clear"/>
+            <w:tcMar>
+              <w:top w:type="dxa" w:w="60"/>
+              <w:left w:type="dxa" w:w="100"/>
+              <w:bottom w:type="dxa" w:w="60"/>
+              <w:right w:type="dxa" w:w="100"/>
+            </w:tcMar>
+          </w:tcPr>
+          <w:p>
+            <w:pPr>
+              <w:spacing w:after="0" w:before="0"/>
+            </w:pPr>
+            <w:r>
+              <w:rPr>
+                <w:b/>
+                <w:bCs/>
+                <w:color w:val="0F2B3C"/>
+                <w:sz w:val="18"/>
+                <w:szCs w:val="18"/>
+              </w:rPr>
+              <w:t xml:space="preserve">Concept Term</w:t>
+            </w:r>
+          </w:p>
+        </w:tc>
+        <w:tc>
+          <w:tcPr>
+            <w:tcW w:type="dxa" w:w="3160"/>
+            <w:shd w:fill="EEF4F8" w:color="auto" w:val="clear"/>
+            <w:tcMar>
+              <w:top w:type="dxa" w:w="60"/>
+              <w:left w:type="dxa" w:w="100"/>
+              <w:bottom w:type="dxa" w:w="60"/>
+              <w:right w:type="dxa" w:w="100"/>
+            </w:tcMar>
+          </w:tcPr>
+          <w:p>
+            <w:pPr>
+              <w:spacing w:after="0" w:before="0"/>
+            </w:pPr>
+            <w:r>
+              <w:rPr>
+                <w:b/>
+                <w:bCs/>
+                <w:color w:val="0F2B3C"/>
+                <w:sz w:val="18"/>
+                <w:szCs w:val="18"/>
+              </w:rPr>
+              <w:t xml:space="preserve">Student-Friendly Definition</w:t>
+            </w:r>
+          </w:p>
+        </w:tc>
+        <w:tc>
+          <w:tcPr>
+            <w:tcW w:type="dxa" w:w="2200"/>
+            <w:shd w:fill="EEF4F8" w:color="auto" w:val="clear"/>
+            <w:tcMar>
+              <w:top w:type="dxa" w:w="60"/>
+              <w:left w:type="dxa" w:w="100"/>
+              <w:bottom w:type="dxa" w:w="60"/>
+              <w:right w:type="dxa" w:w="100"/>
+            </w:tcMar>
+          </w:tcPr>
+          <w:p>
+            <w:pPr>
+              <w:spacing w:after="0" w:before="0"/>
+            </w:pPr>
+            <w:r>
+              <w:rPr>
+                <w:b/>
+                <w:bCs/>
+                <w:color w:val="0F2B3C"/>
+                <w:sz w:val="18"/>
+                <w:szCs w:val="18"/>
+              </w:rPr>
+              <w:t xml:space="preserve">Non-Example</w:t>
+            </w:r>
+          </w:p>
+        </w:tc>
+        <w:tc>
+          <w:tcPr>
+            <w:tcW w:type="dxa" w:w="2200"/>
+            <w:shd w:fill="EEF4F8" w:color="auto" w:val="clear"/>
+            <w:tcMar>
+              <w:top w:type="dxa" w:w="60"/>
+              <w:left w:type="dxa" w:w="100"/>
+              <w:bottom w:type="dxa" w:w="60"/>
+              <w:right w:type="dxa" w:w="100"/>
+            </w:tcMar>
+          </w:tcPr>
+          <w:p>
+            <w:pPr>
+              <w:spacing w:after="0" w:before="0"/>
+            </w:pPr>
+            <w:r>
+              <w:rPr>
+                <w:b/>
+                <w:bCs/>
+                <w:color w:val="0F2B3C"/>
+                <w:sz w:val="18"/>
+                <w:szCs w:val="18"/>
+              </w:rPr>
+              <w:t xml:space="preserve">Visual Clue</w:t>
+            </w:r>
+          </w:p>
+        </w:tc>
+      </w:tr>
+      <w:tr>
+        <w:trPr>
+          <w:cantSplit/>
+        </w:trPr>
+        <w:tc>
+          <w:tcPr>
+            <w:tcW w:type="dxa" w:w="1800"/>
+            <w:tcMar>
+              <w:top w:type="dxa" w:w="60"/>
+              <w:left w:type="dxa" w:w="100"/>
+              <w:bottom w:type="dxa" w:w="60"/>
+              <w:right w:type="dxa" w:w="100"/>
+            </w:tcMar>
+            <w:vAlign w:val="top"/>
+          </w:tcPr>
+          <w:p>
+            <w:pPr>
+              <w:spacing w:after="20" w:before="0"/>
+            </w:pPr>
+            <w:r>
+              <w:rPr>
+                <w:b/>
+                <w:bCs/>
+                <w:color w:val="0F2B3C"/>
+                <w:sz w:val="20"/>
+                <w:szCs w:val="20"/>
+              </w:rPr>
+              <w:t xml:space="preserve">Convert Measurement Units</w:t>
+            </w:r>
+          </w:p>
+          <w:p>
+            <w:pPr>
+              <w:spacing w:after="0" w:before="0"/>
+            </w:pPr>
+            <w:r>
+              <w:rPr>
+                <w:i/>
+                <w:iCs/>
+                <w:color w:val="5E6E7E"/>
+                <w:sz w:val="18"/>
+                <w:szCs w:val="18"/>
+              </w:rPr>
+              <w:t xml:space="preserve">Convertir unidades de medida</w:t>
+            </w:r>
+          </w:p>
+        </w:tc>
+        <w:tc>
+          <w:tcPr>
+            <w:tcW w:type="dxa" w:w="3160"/>
+            <w:tcMar>
+              <w:top w:type="dxa" w:w="60"/>
+              <w:left w:type="dxa" w:w="100"/>
+              <w:bottom w:type="dxa" w:w="60"/>
+              <w:right w:type="dxa" w:w="100"/>
+            </w:tcMar>
+            <w:vAlign w:val="top"/>
+          </w:tcPr>
+          <w:p>
+            <w:pPr>
+              <w:spacing w:after="0" w:before="0"/>
+            </w:pPr>
+            <w:r>
+              <w:rPr>
+                <w:sz w:val="19"/>
+                <w:szCs w:val="19"/>
+              </w:rPr>
+              <w:t xml:space="preserve">Rename a measurement in a different unit without changing its amount.</w:t>
+            </w:r>
+          </w:p>
+        </w:tc>
+        <w:tc>
+          <w:tcPr>
+            <w:tcW w:type="dxa" w:w="2200"/>
+            <w:tcMar>
+              <w:top w:type="dxa" w:w="60"/>
+              <w:left w:type="dxa" w:w="100"/>
+              <w:bottom w:type="dxa" w:w="60"/>
+              <w:right w:type="dxa" w:w="100"/>
+            </w:tcMar>
+            <w:vAlign w:val="top"/>
+          </w:tcPr>
+          <w:p>
+            <w:pPr>
+              <w:spacing w:after="30" w:before="0"/>
+            </w:pPr>
+            <w:r>
+              <w:rPr>
+                <w:i/>
+                <w:iCs/>
+                <w:color w:val="5E6E7E"/>
+                <w:sz w:val="18"/>
+                <w:szCs w:val="18"/>
+              </w:rPr>
+              <w:t xml:space="preserve">Not Convert Measurement Units: write a counter-example that does not fit the rule.</w:t>
+            </w:r>
+          </w:p>
+          <w:p>
+            <w:pPr>
+              <w:spacing w:after="50" w:before="0"/>
+            </w:pPr>
+            <w:r>
+              <w:rPr>
+                <w:color w:val="BBBBBB"/>
+                <w:sz w:val="18"/>
+                <w:szCs w:val="18"/>
+              </w:rPr>
+              <w:t xml:space="preserve">____________________________</w:t>
+            </w:r>
+          </w:p>
+        </w:tc>
+        <w:tc>
+          <w:tcPr>
+            <w:tcW w:type="dxa" w:w="2200"/>
+            <w:tcMar>
+              <w:top w:type="dxa" w:w="60"/>
+              <w:left w:type="dxa" w:w="100"/>
+              <w:bottom w:type="dxa" w:w="60"/>
+              <w:right w:type="dxa" w:w="100"/>
+            </w:tcMar>
+            <w:vAlign w:val="top"/>
+          </w:tcPr>
+          <w:p>
+            <w:pPr>
+              <w:spacing w:after="0" w:before="0"/>
+            </w:pPr>
+            <w:r>
+              <w:rPr>
+                <w:i/>
+                <w:iCs/>
+                <w:color w:val="5E6E7E"/>
+                <w:sz w:val="18"/>
+                <w:szCs w:val="18"/>
+              </w:rPr>
+              <w:t xml:space="preserve">3 feet × 12 inches per foot = 36 inches.</w:t>
+            </w:r>
+          </w:p>
+        </w:tc>
+      </w:tr>
+      <w:tr>
+        <w:trPr>
+          <w:cantSplit/>
+        </w:trPr>
+        <w:tc>
+          <w:tcPr>
+            <w:tcW w:type="dxa" w:w="1800"/>
+            <w:tcMar>
+              <w:top w:type="dxa" w:w="60"/>
+              <w:left w:type="dxa" w:w="100"/>
+              <w:bottom w:type="dxa" w:w="60"/>
+              <w:right w:type="dxa" w:w="100"/>
+            </w:tcMar>
+            <w:vAlign w:val="top"/>
+          </w:tcPr>
+          <w:p>
+            <w:pPr>
+              <w:spacing w:after="20" w:before="0"/>
+            </w:pPr>
+            <w:r>
+              <w:rPr>
+                <w:b/>
+                <w:bCs/>
+                <w:color w:val="0F2B3C"/>
+                <w:sz w:val="20"/>
+                <w:szCs w:val="20"/>
+              </w:rPr>
+              <w:t xml:space="preserve">Conversion Factor</w:t>
+            </w:r>
+          </w:p>
+          <w:p>
+            <w:pPr>
+              <w:spacing w:after="0" w:before="0"/>
+            </w:pPr>
+            <w:r>
+              <w:rPr>
+                <w:i/>
+                <w:iCs/>
+                <w:color w:val="5E6E7E"/>
+                <w:sz w:val="18"/>
+                <w:szCs w:val="18"/>
+              </w:rPr>
+              <w:t xml:space="preserve">Factor de conversión</w:t>
+            </w:r>
+          </w:p>
+        </w:tc>
+        <w:tc>
+          <w:tcPr>
+            <w:tcW w:type="dxa" w:w="3160"/>
+            <w:tcMar>
+              <w:top w:type="dxa" w:w="60"/>
+              <w:left w:type="dxa" w:w="100"/>
+              <w:bottom w:type="dxa" w:w="60"/>
+              <w:right w:type="dxa" w:w="100"/>
+            </w:tcMar>
+            <w:vAlign w:val="top"/>
+          </w:tcPr>
+          <w:p>
+            <w:pPr>
+              <w:spacing w:after="0" w:before="0"/>
+            </w:pPr>
+            <w:r>
+              <w:rPr>
+                <w:sz w:val="19"/>
+                <w:szCs w:val="19"/>
+              </w:rPr>
+              <w:t xml:space="preserve">A ratio that helps you change one unit into another.</w:t>
+            </w:r>
+          </w:p>
+        </w:tc>
+        <w:tc>
+          <w:tcPr>
+            <w:tcW w:type="dxa" w:w="2200"/>
+            <w:tcMar>
+              <w:top w:type="dxa" w:w="60"/>
+              <w:left w:type="dxa" w:w="100"/>
+              <w:bottom w:type="dxa" w:w="60"/>
+              <w:right w:type="dxa" w:w="100"/>
+            </w:tcMar>
+            <w:vAlign w:val="top"/>
+          </w:tcPr>
+          <w:p>
+            <w:pPr>
+              <w:spacing w:after="30" w:before="0"/>
+            </w:pPr>
+            <w:r>
+              <w:rPr>
+                <w:i/>
+                <w:iCs/>
+                <w:color w:val="5E6E7E"/>
+                <w:sz w:val="18"/>
+                <w:szCs w:val="18"/>
+              </w:rPr>
+              <w:t xml:space="preserve">Not Conversion Factor: write a counter-example that does not fit the rule.</w:t>
+            </w:r>
+          </w:p>
+          <w:p>
+            <w:pPr>
+              <w:spacing w:after="50" w:before="0"/>
+            </w:pPr>
+            <w:r>
+              <w:rPr>
+                <w:color w:val="BBBBBB"/>
+                <w:sz w:val="18"/>
+                <w:szCs w:val="18"/>
+              </w:rPr>
+              <w:t xml:space="preserve">____________________________</w:t>
+            </w:r>
+          </w:p>
+        </w:tc>
+        <w:tc>
+          <w:tcPr>
+            <w:tcW w:type="dxa" w:w="2200"/>
+            <w:tcMar>
+              <w:top w:type="dxa" w:w="60"/>
+              <w:left w:type="dxa" w:w="100"/>
+              <w:bottom w:type="dxa" w:w="60"/>
+              <w:right w:type="dxa" w:w="100"/>
+            </w:tcMar>
+            <w:vAlign w:val="top"/>
+          </w:tcPr>
+          <w:p>
+            <w:pPr>
+              <w:spacing w:after="0" w:before="0"/>
+            </w:pPr>
+            <w:r>
+              <w:rPr>
+                <w:i/>
+                <w:iCs/>
+                <w:color w:val="5E6E7E"/>
+                <w:sz w:val="18"/>
+                <w:szCs w:val="18"/>
+              </w:rPr>
+              <w:t xml:space="preserve">1 foot = 12 inches, so the factor is 12</w:t>
+            </w:r>
+          </w:p>
+        </w:tc>
+      </w:tr>
+      <w:tr>
+        <w:trPr>
+          <w:cantSplit/>
+        </w:trPr>
+        <w:tc>
+          <w:tcPr>
+            <w:tcW w:type="dxa" w:w="1800"/>
+            <w:tcMar>
+              <w:top w:type="dxa" w:w="60"/>
+              <w:left w:type="dxa" w:w="100"/>
+              <w:bottom w:type="dxa" w:w="60"/>
+              <w:right w:type="dxa" w:w="100"/>
+            </w:tcMar>
+            <w:vAlign w:val="top"/>
+          </w:tcPr>
+          <w:p>
+            <w:pPr>
+              <w:spacing w:after="20" w:before="0"/>
+            </w:pPr>
+            <w:r>
+              <w:rPr>
+                <w:b/>
+                <w:bCs/>
+                <w:color w:val="0F2B3C"/>
+                <w:sz w:val="20"/>
+                <w:szCs w:val="20"/>
+              </w:rPr>
+              <w:t xml:space="preserve">Unit</w:t>
+            </w:r>
+          </w:p>
+          <w:p>
+            <w:pPr>
+              <w:spacing w:after="0" w:before="0"/>
+            </w:pPr>
+            <w:r>
+              <w:rPr>
+                <w:i/>
+                <w:iCs/>
+                <w:color w:val="5E6E7E"/>
+                <w:sz w:val="18"/>
+                <w:szCs w:val="18"/>
+              </w:rPr>
+              <w:t xml:space="preserve">Unidad</w:t>
+            </w:r>
+          </w:p>
+        </w:tc>
+        <w:tc>
+          <w:tcPr>
+            <w:tcW w:type="dxa" w:w="3160"/>
+            <w:tcMar>
+              <w:top w:type="dxa" w:w="60"/>
+              <w:left w:type="dxa" w:w="100"/>
+              <w:bottom w:type="dxa" w:w="60"/>
+              <w:right w:type="dxa" w:w="100"/>
+            </w:tcMar>
+            <w:vAlign w:val="top"/>
+          </w:tcPr>
+          <w:p>
+            <w:pPr>
+              <w:spacing w:after="0" w:before="0"/>
+            </w:pPr>
+            <w:r>
+              <w:rPr>
+                <w:sz w:val="19"/>
+                <w:szCs w:val="19"/>
+              </w:rPr>
+              <w:t xml:space="preserve">A standard amount used to measure, like an inch or a liter.</w:t>
+            </w:r>
+          </w:p>
+        </w:tc>
+        <w:tc>
+          <w:tcPr>
+            <w:tcW w:type="dxa" w:w="2200"/>
+            <w:tcMar>
+              <w:top w:type="dxa" w:w="60"/>
+              <w:left w:type="dxa" w:w="100"/>
+              <w:bottom w:type="dxa" w:w="60"/>
+              <w:right w:type="dxa" w:w="100"/>
+            </w:tcMar>
+            <w:vAlign w:val="top"/>
+          </w:tcPr>
+          <w:p>
+            <w:pPr>
+              <w:spacing w:after="30" w:before="0"/>
+            </w:pPr>
+            <w:r>
+              <w:rPr>
+                <w:i/>
+                <w:iCs/>
+                <w:color w:val="5E6E7E"/>
+                <w:sz w:val="18"/>
+                <w:szCs w:val="18"/>
+              </w:rPr>
+              <w:t xml:space="preserve">Not Unit: write a counter-example that does not fit the rule.</w:t>
+            </w:r>
+          </w:p>
+          <w:p>
+            <w:pPr>
+              <w:spacing w:after="50" w:before="0"/>
+            </w:pPr>
+            <w:r>
+              <w:rPr>
+                <w:color w:val="BBBBBB"/>
+                <w:sz w:val="18"/>
+                <w:szCs w:val="18"/>
+              </w:rPr>
+              <w:t xml:space="preserve">____________________________</w:t>
+            </w:r>
+          </w:p>
+        </w:tc>
+        <w:tc>
+          <w:tcPr>
+            <w:tcW w:type="dxa" w:w="2200"/>
+            <w:tcMar>
+              <w:top w:type="dxa" w:w="60"/>
+              <w:left w:type="dxa" w:w="100"/>
+              <w:bottom w:type="dxa" w:w="60"/>
+              <w:right w:type="dxa" w:w="100"/>
+            </w:tcMar>
+            <w:vAlign w:val="top"/>
+          </w:tcPr>
+          <w:p>
+            <w:pPr>
+              <w:spacing w:after="0" w:before="0"/>
+            </w:pPr>
+            <w:r>
+              <w:rPr>
+                <w:i/>
+                <w:iCs/>
+                <w:color w:val="5E6E7E"/>
+                <w:sz w:val="18"/>
+                <w:szCs w:val="18"/>
+              </w:rPr>
+              <w:t xml:space="preserve">Inches, feet, pounds, ounces</w:t>
+            </w:r>
+          </w:p>
+        </w:tc>
+      </w:tr>
+      <w:tr>
+        <w:trPr>
+          <w:cantSplit/>
+        </w:trPr>
+        <w:tc>
+          <w:tcPr>
+            <w:tcW w:type="dxa" w:w="1800"/>
+            <w:tcMar>
+              <w:top w:type="dxa" w:w="60"/>
+              <w:left w:type="dxa" w:w="100"/>
+              <w:bottom w:type="dxa" w:w="60"/>
+              <w:right w:type="dxa" w:w="100"/>
+            </w:tcMar>
+            <w:vAlign w:val="top"/>
+          </w:tcPr>
+          <w:p>
+            <w:pPr>
+              <w:spacing w:after="20" w:before="0"/>
+            </w:pPr>
+            <w:r>
+              <w:rPr>
+                <w:b/>
+                <w:bCs/>
+                <w:color w:val="0F2B3C"/>
+                <w:sz w:val="20"/>
+                <w:szCs w:val="20"/>
+              </w:rPr>
+              <w:t xml:space="preserve">Equivalent</w:t>
+            </w:r>
+          </w:p>
+          <w:p>
+            <w:pPr>
+              <w:spacing w:after="0" w:before="0"/>
+            </w:pPr>
+            <w:r>
+              <w:rPr>
+                <w:i/>
+                <w:iCs/>
+                <w:color w:val="5E6E7E"/>
+                <w:sz w:val="18"/>
+                <w:szCs w:val="18"/>
+              </w:rPr>
+              <w:t xml:space="preserve">Equivalente</w:t>
+            </w:r>
+          </w:p>
+        </w:tc>
+        <w:tc>
+          <w:tcPr>
+            <w:tcW w:type="dxa" w:w="3160"/>
+            <w:tcMar>
+              <w:top w:type="dxa" w:w="60"/>
+              <w:left w:type="dxa" w:w="100"/>
+              <w:bottom w:type="dxa" w:w="60"/>
+              <w:right w:type="dxa" w:w="100"/>
+            </w:tcMar>
+            <w:vAlign w:val="top"/>
+          </w:tcPr>
+          <w:p>
+            <w:pPr>
+              <w:spacing w:after="0" w:before="0"/>
+            </w:pPr>
+            <w:r>
+              <w:rPr>
+                <w:sz w:val="19"/>
+                <w:szCs w:val="19"/>
+              </w:rPr>
+              <w:t xml:space="preserve">Having the same value, just in different units.</w:t>
+            </w:r>
+          </w:p>
+        </w:tc>
+        <w:tc>
+          <w:tcPr>
+            <w:tcW w:type="dxa" w:w="2200"/>
+            <w:tcMar>
+              <w:top w:type="dxa" w:w="60"/>
+              <w:left w:type="dxa" w:w="100"/>
+              <w:bottom w:type="dxa" w:w="60"/>
+              <w:right w:type="dxa" w:w="100"/>
+            </w:tcMar>
+            <w:vAlign w:val="top"/>
+          </w:tcPr>
+          <w:p>
+            <w:pPr>
+              <w:spacing w:after="30" w:before="0"/>
+            </w:pPr>
+            <w:r>
+              <w:rPr>
+                <w:i/>
+                <w:iCs/>
+                <w:color w:val="5E6E7E"/>
+                <w:sz w:val="18"/>
+                <w:szCs w:val="18"/>
+              </w:rPr>
+              <w:t xml:space="preserve">Not Equivalent: write a counter-example that does not fit the rule.</w:t>
+            </w:r>
+          </w:p>
+          <w:p>
+            <w:pPr>
+              <w:spacing w:after="50" w:before="0"/>
+            </w:pPr>
+            <w:r>
+              <w:rPr>
+                <w:color w:val="BBBBBB"/>
+                <w:sz w:val="18"/>
+                <w:szCs w:val="18"/>
+              </w:rPr>
+              <w:t xml:space="preserve">____________________________</w:t>
+            </w:r>
+          </w:p>
+        </w:tc>
+        <w:tc>
+          <w:tcPr>
+            <w:tcW w:type="dxa" w:w="2200"/>
+            <w:tcMar>
+              <w:top w:type="dxa" w:w="60"/>
+              <w:left w:type="dxa" w:w="100"/>
+              <w:bottom w:type="dxa" w:w="60"/>
+              <w:right w:type="dxa" w:w="100"/>
+            </w:tcMar>
+            <w:vAlign w:val="top"/>
+          </w:tcPr>
+          <w:p>
+            <w:pPr>
+              <w:spacing w:after="0" w:before="0"/>
+            </w:pPr>
+            <w:r>
+              <w:rPr>
+                <w:i/>
+                <w:iCs/>
+                <w:color w:val="5E6E7E"/>
+                <w:sz w:val="18"/>
+                <w:szCs w:val="18"/>
+              </w:rPr>
+              <w:t xml:space="preserve">2 feet = 24 inches</w:t>
+            </w:r>
+          </w:p>
+        </w:tc>
+      </w:tr>
+      <w:tr>
+        <w:trPr>
+          <w:cantSplit/>
+        </w:trPr>
+        <w:tc>
+          <w:tcPr>
+            <w:tcW w:type="dxa" w:w="1800"/>
+            <w:tcMar>
+              <w:top w:type="dxa" w:w="60"/>
+              <w:left w:type="dxa" w:w="100"/>
+              <w:bottom w:type="dxa" w:w="60"/>
+              <w:right w:type="dxa" w:w="100"/>
+            </w:tcMar>
+            <w:vAlign w:val="top"/>
+          </w:tcPr>
+          <w:p>
+            <w:pPr>
+              <w:spacing w:after="20" w:before="0"/>
+            </w:pPr>
+            <w:r>
+              <w:rPr>
+                <w:b/>
+                <w:bCs/>
+                <w:color w:val="0F2B3C"/>
+                <w:sz w:val="20"/>
+                <w:szCs w:val="20"/>
+              </w:rPr>
+              <w:t xml:space="preserve">Ratio</w:t>
+            </w:r>
+          </w:p>
+          <w:p>
+            <w:pPr>
+              <w:spacing w:after="0" w:before="0"/>
+            </w:pPr>
+            <w:r>
+              <w:rPr>
+                <w:i/>
+                <w:iCs/>
+                <w:color w:val="5E6E7E"/>
+                <w:sz w:val="18"/>
+                <w:szCs w:val="18"/>
+              </w:rPr>
+              <w:t xml:space="preserve">Razón</w:t>
+            </w:r>
+          </w:p>
+        </w:tc>
+        <w:tc>
+          <w:tcPr>
+            <w:tcW w:type="dxa" w:w="3160"/>
+            <w:tcMar>
+              <w:top w:type="dxa" w:w="60"/>
+              <w:left w:type="dxa" w:w="100"/>
+              <w:bottom w:type="dxa" w:w="60"/>
+              <w:right w:type="dxa" w:w="100"/>
+            </w:tcMar>
+            <w:vAlign w:val="top"/>
+          </w:tcPr>
+          <w:p>
+            <w:pPr>
+              <w:spacing w:after="0" w:before="0"/>
+            </w:pPr>
+            <w:r>
+              <w:rPr>
+                <w:sz w:val="19"/>
+                <w:szCs w:val="19"/>
+              </w:rPr>
+              <w:t xml:space="preserve">A way to compare two amounts, like 3 to 2.</w:t>
+            </w:r>
+          </w:p>
+        </w:tc>
+        <w:tc>
+          <w:tcPr>
+            <w:tcW w:type="dxa" w:w="2200"/>
+            <w:tcMar>
+              <w:top w:type="dxa" w:w="60"/>
+              <w:left w:type="dxa" w:w="100"/>
+              <w:bottom w:type="dxa" w:w="60"/>
+              <w:right w:type="dxa" w:w="100"/>
+            </w:tcMar>
+            <w:vAlign w:val="top"/>
+          </w:tcPr>
+          <w:p>
+            <w:pPr>
+              <w:spacing w:after="30" w:before="0"/>
+            </w:pPr>
+            <w:r>
+              <w:rPr>
+                <w:i/>
+                <w:iCs/>
+                <w:color w:val="5E6E7E"/>
+                <w:sz w:val="18"/>
+                <w:szCs w:val="18"/>
+              </w:rPr>
+              <w:t xml:space="preserve">Not Ratio: write a counter-example that does not fit the rule.</w:t>
+            </w:r>
+          </w:p>
+          <w:p>
+            <w:pPr>
+              <w:spacing w:after="50" w:before="0"/>
+            </w:pPr>
+            <w:r>
+              <w:rPr>
+                <w:color w:val="BBBBBB"/>
+                <w:sz w:val="18"/>
+                <w:szCs w:val="18"/>
+              </w:rPr>
+              <w:t xml:space="preserve">____________________________</w:t>
+            </w:r>
+          </w:p>
+        </w:tc>
+        <w:tc>
+          <w:tcPr>
+            <w:tcW w:type="dxa" w:w="2200"/>
+            <w:tcMar>
+              <w:top w:type="dxa" w:w="60"/>
+              <w:left w:type="dxa" w:w="100"/>
+              <w:bottom w:type="dxa" w:w="60"/>
+              <w:right w:type="dxa" w:w="100"/>
+            </w:tcMar>
+            <w:vAlign w:val="top"/>
+          </w:tcPr>
+          <w:p>
+            <w:pPr>
+              <w:spacing w:after="0" w:before="0"/>
+            </w:pPr>
+            <w:r>
+              <w:rPr>
+                <w:i/>
+                <w:iCs/>
+                <w:color w:val="5E6E7E"/>
+                <w:sz w:val="18"/>
+                <w:szCs w:val="18"/>
+              </w:rPr>
+              <w:t xml:space="preserve">12 inches per 1 foot</w:t>
+            </w:r>
+          </w:p>
+        </w:tc>
+      </w:tr>
+      <w:tr>
+        <w:trPr>
+          <w:cantSplit/>
+        </w:trPr>
+        <w:tc>
+          <w:tcPr>
+            <w:tcW w:type="dxa" w:w="1800"/>
+            <w:tcMar>
+              <w:top w:type="dxa" w:w="60"/>
+              <w:left w:type="dxa" w:w="100"/>
+              <w:bottom w:type="dxa" w:w="60"/>
+              <w:right w:type="dxa" w:w="100"/>
+            </w:tcMar>
+            <w:vAlign w:val="top"/>
+          </w:tcPr>
+          <w:p>
+            <w:pPr>
+              <w:spacing w:after="20" w:before="0"/>
+            </w:pPr>
+            <w:r>
+              <w:rPr>
+                <w:b/>
+                <w:bCs/>
+                <w:color w:val="0F2B3C"/>
+                <w:sz w:val="20"/>
+                <w:szCs w:val="20"/>
+              </w:rPr>
+              <w:t xml:space="preserve">Customary units</w:t>
+            </w:r>
+          </w:p>
+          <w:p>
+            <w:pPr>
+              <w:spacing w:after="0" w:before="0"/>
+            </w:pPr>
+            <w:r>
+              <w:rPr>
+                <w:i/>
+                <w:iCs/>
+                <w:color w:val="5E6E7E"/>
+                <w:sz w:val="18"/>
+                <w:szCs w:val="18"/>
+              </w:rPr>
+              <w:t xml:space="preserve">Unidades usuales (sistema inglés)</w:t>
+            </w:r>
+          </w:p>
+        </w:tc>
+        <w:tc>
+          <w:tcPr>
+            <w:tcW w:type="dxa" w:w="3160"/>
+            <w:tcMar>
+              <w:top w:type="dxa" w:w="60"/>
+              <w:left w:type="dxa" w:w="100"/>
+              <w:bottom w:type="dxa" w:w="60"/>
+              <w:right w:type="dxa" w:w="100"/>
+            </w:tcMar>
+            <w:vAlign w:val="top"/>
+          </w:tcPr>
+          <w:p>
+            <w:pPr>
+              <w:spacing w:after="0" w:before="0"/>
+            </w:pPr>
+            <w:r>
+              <w:rPr>
+                <w:sz w:val="19"/>
+                <w:szCs w:val="19"/>
+              </w:rPr>
+              <w:t xml:space="preserve">The U.S. way of measuring, like inches, feet, and pounds.</w:t>
+            </w:r>
+          </w:p>
+        </w:tc>
+        <w:tc>
+          <w:tcPr>
+            <w:tcW w:type="dxa" w:w="2200"/>
+            <w:tcMar>
+              <w:top w:type="dxa" w:w="60"/>
+              <w:left w:type="dxa" w:w="100"/>
+              <w:bottom w:type="dxa" w:w="60"/>
+              <w:right w:type="dxa" w:w="100"/>
+            </w:tcMar>
+            <w:vAlign w:val="top"/>
+          </w:tcPr>
+          <w:p>
+            <w:pPr>
+              <w:spacing w:after="30" w:before="0"/>
+            </w:pPr>
+            <w:r>
+              <w:rPr>
+                <w:i/>
+                <w:iCs/>
+                <w:color w:val="5E6E7E"/>
+                <w:sz w:val="18"/>
+                <w:szCs w:val="18"/>
+              </w:rPr>
+              <w:t xml:space="preserve">Not Customary units: write a counter-example that does not fit the rule.</w:t>
+            </w:r>
+          </w:p>
+          <w:p>
+            <w:pPr>
+              <w:spacing w:after="50" w:before="0"/>
+            </w:pPr>
+            <w:r>
+              <w:rPr>
+                <w:color w:val="BBBBBB"/>
+                <w:sz w:val="18"/>
+                <w:szCs w:val="18"/>
+              </w:rPr>
+              <w:t xml:space="preserve">____________________________</w:t>
+            </w:r>
+          </w:p>
+        </w:tc>
+        <w:tc>
+          <w:tcPr>
+            <w:tcW w:type="dxa" w:w="2200"/>
+            <w:tcMar>
+              <w:top w:type="dxa" w:w="60"/>
+              <w:left w:type="dxa" w:w="100"/>
+              <w:bottom w:type="dxa" w:w="60"/>
+              <w:right w:type="dxa" w:w="100"/>
+            </w:tcMar>
+            <w:vAlign w:val="top"/>
+          </w:tcPr>
+          <w:p>
+            <w:pPr>
+              <w:spacing w:after="0" w:before="0"/>
+            </w:pPr>
+            <w:r>
+              <w:rPr>
+                <w:i/>
+                <w:iCs/>
+                <w:color w:val="5E6E7E"/>
+                <w:sz w:val="18"/>
+                <w:szCs w:val="18"/>
+              </w:rPr>
+              <w:t xml:space="preserve">12 inches = 1 foot, 3 feet = 1 yard, 16 ounces = 1 pound</w:t>
+            </w:r>
+          </w:p>
+        </w:tc>
+      </w:tr>
+      <w:tr>
+        <w:trPr>
+          <w:cantSplit/>
+        </w:trPr>
+        <w:tc>
+          <w:tcPr>
+            <w:tcW w:type="dxa" w:w="1800"/>
+            <w:tcMar>
+              <w:top w:type="dxa" w:w="60"/>
+              <w:left w:type="dxa" w:w="100"/>
+              <w:bottom w:type="dxa" w:w="60"/>
+              <w:right w:type="dxa" w:w="100"/>
+            </w:tcMar>
+            <w:vAlign w:val="top"/>
+          </w:tcPr>
+          <w:p>
+            <w:pPr>
+              <w:spacing w:after="20" w:before="0"/>
+            </w:pPr>
+            <w:r>
+              <w:rPr>
+                <w:b/>
+                <w:bCs/>
+                <w:color w:val="0F2B3C"/>
+                <w:sz w:val="20"/>
+                <w:szCs w:val="20"/>
+              </w:rPr>
+              <w:t xml:space="preserve">Metric units</w:t>
+            </w:r>
+          </w:p>
+          <w:p>
+            <w:pPr>
+              <w:spacing w:after="0" w:before="0"/>
+            </w:pPr>
+            <w:r>
+              <w:rPr>
+                <w:i/>
+                <w:iCs/>
+                <w:color w:val="5E6E7E"/>
+                <w:sz w:val="18"/>
+                <w:szCs w:val="18"/>
+              </w:rPr>
+              <w:t xml:space="preserve">Unidades métricas</w:t>
+            </w:r>
+          </w:p>
+        </w:tc>
+        <w:tc>
+          <w:tcPr>
+            <w:tcW w:type="dxa" w:w="3160"/>
+            <w:tcMar>
+              <w:top w:type="dxa" w:w="60"/>
+              <w:left w:type="dxa" w:w="100"/>
+              <w:bottom w:type="dxa" w:w="60"/>
+              <w:right w:type="dxa" w:w="100"/>
+            </w:tcMar>
+            <w:vAlign w:val="top"/>
+          </w:tcPr>
+          <w:p>
+            <w:pPr>
+              <w:spacing w:after="0" w:before="0"/>
+            </w:pPr>
+            <w:r>
+              <w:rPr>
+                <w:sz w:val="19"/>
+                <w:szCs w:val="19"/>
+              </w:rPr>
+              <w:t xml:space="preserve">A way of measuring by 10s, like meters, liters, and grams.</w:t>
+            </w:r>
+          </w:p>
+        </w:tc>
+        <w:tc>
+          <w:tcPr>
+            <w:tcW w:type="dxa" w:w="2200"/>
+            <w:tcMar>
+              <w:top w:type="dxa" w:w="60"/>
+              <w:left w:type="dxa" w:w="100"/>
+              <w:bottom w:type="dxa" w:w="60"/>
+              <w:right w:type="dxa" w:w="100"/>
+            </w:tcMar>
+            <w:vAlign w:val="top"/>
+          </w:tcPr>
+          <w:p>
+            <w:pPr>
+              <w:spacing w:after="30" w:before="0"/>
+            </w:pPr>
+            <w:r>
+              <w:rPr>
+                <w:i/>
+                <w:iCs/>
+                <w:color w:val="5E6E7E"/>
+                <w:sz w:val="18"/>
+                <w:szCs w:val="18"/>
+              </w:rPr>
+              <w:t xml:space="preserve">Not Metric units: write a counter-example that does not fit the rule.</w:t>
+            </w:r>
+          </w:p>
+          <w:p>
+            <w:pPr>
+              <w:spacing w:after="50" w:before="0"/>
+            </w:pPr>
+            <w:r>
+              <w:rPr>
+                <w:color w:val="BBBBBB"/>
+                <w:sz w:val="18"/>
+                <w:szCs w:val="18"/>
+              </w:rPr>
+              <w:t xml:space="preserve">____________________________</w:t>
+            </w:r>
+          </w:p>
+        </w:tc>
+        <w:tc>
+          <w:tcPr>
+            <w:tcW w:type="dxa" w:w="2200"/>
+            <w:tcMar>
+              <w:top w:type="dxa" w:w="60"/>
+              <w:left w:type="dxa" w:w="100"/>
+              <w:bottom w:type="dxa" w:w="60"/>
+              <w:right w:type="dxa" w:w="100"/>
+            </w:tcMar>
+            <w:vAlign w:val="top"/>
+          </w:tcPr>
+          <w:p>
+            <w:pPr>
+              <w:spacing w:after="0" w:before="0"/>
+            </w:pPr>
+            <w:r>
+              <w:rPr>
+                <w:i/>
+                <w:iCs/>
+                <w:color w:val="5E6E7E"/>
+                <w:sz w:val="18"/>
+                <w:szCs w:val="18"/>
+              </w:rPr>
+              <w:t xml:space="preserve">1 meter = 100 centimeters, 1 kilogram = 1,000 grams</w:t>
+            </w:r>
+          </w:p>
+        </w:tc>
+      </w:tr>
+      <w:tr>
+        <w:trPr>
+          <w:cantSplit/>
+        </w:trPr>
+        <w:tc>
+          <w:tcPr>
+            <w:tcW w:type="dxa" w:w="1800"/>
+            <w:tcMar>
+              <w:top w:type="dxa" w:w="60"/>
+              <w:left w:type="dxa" w:w="100"/>
+              <w:bottom w:type="dxa" w:w="60"/>
+              <w:right w:type="dxa" w:w="100"/>
+            </w:tcMar>
+            <w:vAlign w:val="top"/>
+          </w:tcPr>
+          <w:p>
+            <w:pPr>
+              <w:spacing w:after="20" w:before="0"/>
+            </w:pPr>
+            <w:r>
+              <w:rPr>
+                <w:b/>
+                <w:bCs/>
+                <w:color w:val="0F2B3C"/>
+                <w:sz w:val="20"/>
+                <w:szCs w:val="20"/>
+              </w:rPr>
+              <w:t xml:space="preserve">Ratio table</w:t>
+            </w:r>
+          </w:p>
+          <w:p>
+            <w:pPr>
+              <w:spacing w:after="0" w:before="0"/>
+            </w:pPr>
+            <w:r>
+              <w:rPr>
+                <w:i/>
+                <w:iCs/>
+                <w:color w:val="5E6E7E"/>
+                <w:sz w:val="18"/>
+                <w:szCs w:val="18"/>
+              </w:rPr>
+              <w:t xml:space="preserve">Tabla de razones</w:t>
+            </w:r>
+          </w:p>
+        </w:tc>
+        <w:tc>
+          <w:tcPr>
+            <w:tcW w:type="dxa" w:w="3160"/>
+            <w:tcMar>
+              <w:top w:type="dxa" w:w="60"/>
+              <w:left w:type="dxa" w:w="100"/>
+              <w:bottom w:type="dxa" w:w="60"/>
+              <w:right w:type="dxa" w:w="100"/>
+            </w:tcMar>
+            <w:vAlign w:val="top"/>
+          </w:tcPr>
+          <w:p>
+            <w:pPr>
+              <w:spacing w:after="0" w:before="0"/>
+            </w:pPr>
+            <w:r>
+              <w:rPr>
+                <w:sz w:val="19"/>
+                <w:szCs w:val="19"/>
+              </w:rPr>
+              <w:t xml:space="preserve">A table of equal ratios that shows a pattern.</w:t>
+            </w:r>
+          </w:p>
+        </w:tc>
+        <w:tc>
+          <w:tcPr>
+            <w:tcW w:type="dxa" w:w="2200"/>
+            <w:tcMar>
+              <w:top w:type="dxa" w:w="60"/>
+              <w:left w:type="dxa" w:w="100"/>
+              <w:bottom w:type="dxa" w:w="60"/>
+              <w:right w:type="dxa" w:w="100"/>
+            </w:tcMar>
+            <w:vAlign w:val="top"/>
+          </w:tcPr>
+          <w:p>
+            <w:pPr>
+              <w:spacing w:after="30" w:before="0"/>
+            </w:pPr>
+            <w:r>
+              <w:rPr>
+                <w:i/>
+                <w:iCs/>
+                <w:color w:val="5E6E7E"/>
+                <w:sz w:val="18"/>
+                <w:szCs w:val="18"/>
+              </w:rPr>
+              <w:t xml:space="preserve">Not Ratio table: write a counter-example that does not fit the rule.</w:t>
+            </w:r>
+          </w:p>
+          <w:p>
+            <w:pPr>
+              <w:spacing w:after="50" w:before="0"/>
+            </w:pPr>
+            <w:r>
+              <w:rPr>
+                <w:color w:val="BBBBBB"/>
+                <w:sz w:val="18"/>
+                <w:szCs w:val="18"/>
+              </w:rPr>
+              <w:t xml:space="preserve">____________________________</w:t>
+            </w:r>
+          </w:p>
+        </w:tc>
+        <w:tc>
+          <w:tcPr>
+            <w:tcW w:type="dxa" w:w="2200"/>
+            <w:tcMar>
+              <w:top w:type="dxa" w:w="60"/>
+              <w:left w:type="dxa" w:w="100"/>
+              <w:bottom w:type="dxa" w:w="60"/>
+              <w:right w:type="dxa" w:w="100"/>
+            </w:tcMar>
+            <w:vAlign w:val="top"/>
+          </w:tcPr>
+          <w:p>
+            <w:pPr>
+              <w:spacing w:after="0" w:before="0"/>
+            </w:pPr>
+            <w:r>
+              <w:rPr>
+                <w:i/>
+                <w:iCs/>
+                <w:color w:val="5E6E7E"/>
+                <w:sz w:val="18"/>
+                <w:szCs w:val="18"/>
+              </w:rPr>
+              <w:t xml:space="preserve">Cups of juice: 2, 4, 6 | Cups of water: 3, 6, 9</w:t>
+            </w:r>
+          </w:p>
+        </w:tc>
+      </w:tr>
+    </w:tbl>
+    <w:p>
+      <w:pPr>
+        <w:spacing w:after="120" w:before="140"/>
       </w:pPr>
       <w:r>
         <w:rPr>
@@ -127,73 +1379,922 @@
         <w:t xml:space="preserve">Warm up the multiplying.</w:t>
       </w:r>
     </w:p>
-    <w:p>
-      <w:pPr>
-        <w:spacing w:after="40" w:before="0"/>
-      </w:pPr>
-      <w:r>
-        <w:rPr>
-          <w:sz w:val="22"/>
-          <w:szCs w:val="22"/>
-        </w:rPr>
-        <w:t xml:space="preserve">1.  What is 2 × 12?</w:t>
-      </w:r>
-    </w:p>
-    <w:p>
-      <w:pPr>
-        <w:spacing w:after="80" w:before="0"/>
-      </w:pPr>
-      <w:r>
-        <w:rPr>
-          <w:color w:val="BBBBBB"/>
-        </w:rPr>
-        <w:t xml:space="preserve">____________________________________________________</w:t>
-      </w:r>
-    </w:p>
-    <w:p>
-      <w:pPr>
-        <w:spacing w:after="40" w:before="0"/>
-      </w:pPr>
-      <w:r>
-        <w:rPr>
-          <w:sz w:val="22"/>
-          <w:szCs w:val="22"/>
-        </w:rPr>
-        <w:t xml:space="preserve">2.  What is 5 × 10?</w:t>
-      </w:r>
-    </w:p>
-    <w:p>
-      <w:pPr>
-        <w:spacing w:after="80" w:before="0"/>
-      </w:pPr>
-      <w:r>
-        <w:rPr>
-          <w:color w:val="BBBBBB"/>
-        </w:rPr>
-        <w:t xml:space="preserve">____________________________________________________</w:t>
-      </w:r>
-    </w:p>
-    <w:p>
-      <w:pPr>
-        <w:spacing w:after="40" w:before="0"/>
-      </w:pPr>
-      <w:r>
-        <w:rPr>
-          <w:sz w:val="22"/>
-          <w:szCs w:val="22"/>
-        </w:rPr>
-        <w:t xml:space="preserve">3.  What is 100 ÷ 100?</w:t>
-      </w:r>
-    </w:p>
-    <w:p>
-      <w:pPr>
-        <w:spacing w:after="80" w:before="0"/>
-      </w:pPr>
-      <w:r>
-        <w:rPr>
-          <w:color w:val="BBBBBB"/>
-        </w:rPr>
-        <w:t xml:space="preserve">____________________________________________________</w:t>
+    <w:tbl>
+      <w:tblPr>
+        <w:tblW w:type="dxa" w:w="9360"/>
+        <w:tblBorders>
+          <w:top w:val="single" w:color="C7D2DD" w:sz="6"/>
+          <w:left w:val="single" w:color="C7D2DD" w:sz="6"/>
+          <w:bottom w:val="single" w:color="C7D2DD" w:sz="6"/>
+          <w:right w:val="single" w:color="C7D2DD" w:sz="6"/>
+          <w:insideH w:val="single" w:color="C7D2DD" w:sz="6"/>
+          <w:insideV w:val="single" w:color="C7D2DD" w:sz="6"/>
+        </w:tblBorders>
+      </w:tblPr>
+      <w:tblGrid>
+        <w:gridCol w:w="2800"/>
+        <w:gridCol w:w="3560"/>
+        <w:gridCol w:w="3000"/>
+      </w:tblGrid>
+      <w:tr>
+        <w:trPr>
+          <w:cantSplit/>
+          <w:tblHeader/>
+        </w:trPr>
+        <w:tc>
+          <w:tcPr>
+            <w:tcW w:type="dxa" w:w="2800"/>
+            <w:shd w:fill="EEF4F8" w:color="auto" w:val="clear"/>
+            <w:tcMar>
+              <w:top w:type="dxa" w:w="60"/>
+              <w:left w:type="dxa" w:w="100"/>
+              <w:bottom w:type="dxa" w:w="60"/>
+              <w:right w:type="dxa" w:w="100"/>
+            </w:tcMar>
+          </w:tcPr>
+          <w:p>
+            <w:pPr>
+              <w:spacing w:after="0" w:before="0"/>
+            </w:pPr>
+            <w:r>
+              <w:rPr>
+                <w:b/>
+                <w:bCs/>
+                <w:color w:val="0F2B3C"/>
+                <w:sz w:val="16"/>
+                <w:szCs w:val="16"/>
+              </w:rPr>
+              <w:t xml:space="preserve">CORE PROBLEM / GIVEN REPRESENTATION</w:t>
+            </w:r>
+          </w:p>
+        </w:tc>
+        <w:tc>
+          <w:tcPr>
+            <w:tcW w:type="dxa" w:w="3560"/>
+            <w:shd w:fill="EEF4F8" w:color="auto" w:val="clear"/>
+            <w:tcMar>
+              <w:top w:type="dxa" w:w="60"/>
+              <w:left w:type="dxa" w:w="100"/>
+              <w:bottom w:type="dxa" w:w="60"/>
+              <w:right w:type="dxa" w:w="100"/>
+            </w:tcMar>
+          </w:tcPr>
+          <w:p>
+            <w:pPr>
+              <w:spacing w:after="0" w:before="0"/>
+            </w:pPr>
+            <w:r>
+              <w:rPr>
+                <w:b/>
+                <w:bCs/>
+                <w:color w:val="0F2B3C"/>
+                <w:sz w:val="16"/>
+                <w:szCs w:val="16"/>
+              </w:rPr>
+              <w:t xml:space="preserve">WORKING SPACE / CALCULATION STEPS</w:t>
+            </w:r>
+          </w:p>
+        </w:tc>
+        <w:tc>
+          <w:tcPr>
+            <w:tcW w:type="dxa" w:w="3000"/>
+            <w:shd w:fill="FBF3E2" w:color="auto" w:val="clear"/>
+            <w:tcMar>
+              <w:top w:type="dxa" w:w="60"/>
+              <w:left w:type="dxa" w:w="100"/>
+              <w:bottom w:type="dxa" w:w="60"/>
+              <w:right w:type="dxa" w:w="100"/>
+            </w:tcMar>
+          </w:tcPr>
+          <w:p>
+            <w:pPr>
+              <w:spacing w:after="0" w:before="0"/>
+            </w:pPr>
+            <w:r>
+              <w:rPr>
+                <w:b/>
+                <w:bCs/>
+                <w:color w:val="7A5400"/>
+                <w:sz w:val="16"/>
+                <w:szCs w:val="16"/>
+              </w:rPr>
+              <w:t xml:space="preserve">EXPLAIN YOUR REASONING</w:t>
+            </w:r>
+          </w:p>
+        </w:tc>
+      </w:tr>
+      <w:tr>
+        <w:trPr>
+          <w:cantSplit/>
+        </w:trPr>
+        <w:tc>
+          <w:tcPr>
+            <w:tcW w:type="dxa" w:w="2800"/>
+            <w:tcMar>
+              <w:top w:type="dxa" w:w="80"/>
+              <w:left w:type="dxa" w:w="100"/>
+              <w:bottom w:type="dxa" w:w="80"/>
+              <w:right w:type="dxa" w:w="100"/>
+            </w:tcMar>
+            <w:vAlign w:val="top"/>
+          </w:tcPr>
+          <w:p>
+            <w:pPr>
+              <w:spacing w:after="40" w:before="0"/>
+            </w:pPr>
+            <w:r>
+              <w:rPr>
+                <w:b/>
+                <w:bCs/>
+                <w:color w:val="0F2B3C"/>
+                <w:sz w:val="20"/>
+                <w:szCs w:val="20"/>
+              </w:rPr>
+              <w:t xml:space="preserve">1.  What is 2 × 12?</w:t>
+            </w:r>
+          </w:p>
+        </w:tc>
+        <w:tc>
+          <w:tcPr>
+            <w:tcW w:type="dxa" w:w="3560"/>
+            <w:tcMar>
+              <w:top w:type="dxa" w:w="80"/>
+              <w:left w:type="dxa" w:w="100"/>
+              <w:bottom w:type="dxa" w:w="80"/>
+              <w:right w:type="dxa" w:w="100"/>
+            </w:tcMar>
+            <w:vAlign w:val="top"/>
+          </w:tcPr>
+          <w:p>
+            <w:pPr>
+              <w:spacing w:after="50" w:before="0"/>
+            </w:pPr>
+            <w:r>
+              <w:rPr>
+                <w:color w:val="BBBBBB"/>
+                <w:sz w:val="18"/>
+                <w:szCs w:val="18"/>
+              </w:rPr>
+              <w:t xml:space="preserve">____________________________</w:t>
+            </w:r>
+          </w:p>
+          <w:p>
+            <w:pPr>
+              <w:spacing w:after="50" w:before="0"/>
+            </w:pPr>
+            <w:r>
+              <w:rPr>
+                <w:color w:val="BBBBBB"/>
+                <w:sz w:val="18"/>
+                <w:szCs w:val="18"/>
+              </w:rPr>
+              <w:t xml:space="preserve">____________________________</w:t>
+            </w:r>
+          </w:p>
+          <w:p>
+            <w:pPr>
+              <w:spacing w:after="50" w:before="0"/>
+            </w:pPr>
+            <w:r>
+              <w:rPr>
+                <w:color w:val="BBBBBB"/>
+                <w:sz w:val="18"/>
+                <w:szCs w:val="18"/>
+              </w:rPr>
+              <w:t xml:space="preserve">____________________________</w:t>
+            </w:r>
+          </w:p>
+          <w:p>
+            <w:pPr>
+              <w:spacing w:after="50" w:before="0"/>
+            </w:pPr>
+            <w:r>
+              <w:rPr>
+                <w:color w:val="BBBBBB"/>
+                <w:sz w:val="18"/>
+                <w:szCs w:val="18"/>
+              </w:rPr>
+              <w:t xml:space="preserve">____________________________</w:t>
+            </w:r>
+          </w:p>
+        </w:tc>
+        <w:tc>
+          <w:tcPr>
+            <w:tcW w:type="dxa" w:w="3000"/>
+            <w:shd w:fill="FBF3E2" w:color="auto" w:val="clear"/>
+            <w:tcMar>
+              <w:top w:type="dxa" w:w="80"/>
+              <w:left w:type="dxa" w:w="100"/>
+              <w:bottom w:type="dxa" w:w="80"/>
+              <w:right w:type="dxa" w:w="100"/>
+            </w:tcMar>
+            <w:vAlign w:val="top"/>
+          </w:tcPr>
+          <w:p>
+            <w:pPr>
+              <w:spacing w:after="30" w:before="0"/>
+            </w:pPr>
+            <w:r>
+              <w:rPr>
+                <w:b/>
+                <w:bCs/>
+                <w:color w:val="0F2B3C"/>
+                <w:sz w:val="18"/>
+                <w:szCs w:val="18"/>
+              </w:rPr>
+              <w:t xml:space="preserve">Because... ________________</w:t>
+            </w:r>
+          </w:p>
+          <w:p>
+            <w:pPr>
+              <w:spacing w:after="50" w:before="0"/>
+            </w:pPr>
+            <w:r>
+              <w:rPr>
+                <w:color w:val="BBBBBB"/>
+                <w:sz w:val="18"/>
+                <w:szCs w:val="18"/>
+              </w:rPr>
+              <w:t xml:space="preserve">____________________________</w:t>
+            </w:r>
+          </w:p>
+          <w:p>
+            <w:pPr>
+              <w:spacing w:after="30" w:before="40"/>
+            </w:pPr>
+            <w:r>
+              <w:rPr>
+                <w:b/>
+                <w:bCs/>
+                <w:color w:val="1A6FB5"/>
+                <w:sz w:val="18"/>
+                <w:szCs w:val="18"/>
+              </w:rPr>
+              <w:t xml:space="preserve">Although... _______________</w:t>
+            </w:r>
+          </w:p>
+          <w:p>
+            <w:pPr>
+              <w:spacing w:after="50" w:before="0"/>
+            </w:pPr>
+            <w:r>
+              <w:rPr>
+                <w:color w:val="BBBBBB"/>
+                <w:sz w:val="18"/>
+                <w:szCs w:val="18"/>
+              </w:rPr>
+              <w:t xml:space="preserve">____________________________</w:t>
+            </w:r>
+          </w:p>
+          <w:p>
+            <w:pPr>
+              <w:spacing w:after="30" w:before="40"/>
+            </w:pPr>
+            <w:r>
+              <w:rPr>
+                <w:b/>
+                <w:bCs/>
+                <w:color w:val="7A5400"/>
+                <w:sz w:val="18"/>
+                <w:szCs w:val="18"/>
+              </w:rPr>
+              <w:t xml:space="preserve">Therefore... ______________</w:t>
+            </w:r>
+          </w:p>
+          <w:p>
+            <w:pPr>
+              <w:spacing w:after="50" w:before="0"/>
+            </w:pPr>
+            <w:r>
+              <w:rPr>
+                <w:color w:val="BBBBBB"/>
+                <w:sz w:val="18"/>
+                <w:szCs w:val="18"/>
+              </w:rPr>
+              <w:t xml:space="preserve">____________________________</w:t>
+            </w:r>
+          </w:p>
+        </w:tc>
+      </w:tr>
+    </w:tbl>
+    <w:p>
+      <w:pPr>
+        <w:spacing w:after="60" w:before="0"/>
+      </w:pPr>
+      <w:r>
+        <w:t xml:space="preserve"/>
+      </w:r>
+    </w:p>
+    <w:tbl>
+      <w:tblPr>
+        <w:tblW w:type="dxa" w:w="9360"/>
+        <w:tblBorders>
+          <w:top w:val="single" w:color="C7D2DD" w:sz="6"/>
+          <w:left w:val="single" w:color="C7D2DD" w:sz="6"/>
+          <w:bottom w:val="single" w:color="C7D2DD" w:sz="6"/>
+          <w:right w:val="single" w:color="C7D2DD" w:sz="6"/>
+          <w:insideH w:val="single" w:color="C7D2DD" w:sz="6"/>
+          <w:insideV w:val="single" w:color="C7D2DD" w:sz="6"/>
+        </w:tblBorders>
+      </w:tblPr>
+      <w:tblGrid>
+        <w:gridCol w:w="2800"/>
+        <w:gridCol w:w="3560"/>
+        <w:gridCol w:w="3000"/>
+      </w:tblGrid>
+      <w:tr>
+        <w:trPr>
+          <w:cantSplit/>
+          <w:tblHeader/>
+        </w:trPr>
+        <w:tc>
+          <w:tcPr>
+            <w:tcW w:type="dxa" w:w="2800"/>
+            <w:shd w:fill="EEF4F8" w:color="auto" w:val="clear"/>
+            <w:tcMar>
+              <w:top w:type="dxa" w:w="60"/>
+              <w:left w:type="dxa" w:w="100"/>
+              <w:bottom w:type="dxa" w:w="60"/>
+              <w:right w:type="dxa" w:w="100"/>
+            </w:tcMar>
+          </w:tcPr>
+          <w:p>
+            <w:pPr>
+              <w:spacing w:after="0" w:before="0"/>
+            </w:pPr>
+            <w:r>
+              <w:rPr>
+                <w:b/>
+                <w:bCs/>
+                <w:color w:val="0F2B3C"/>
+                <w:sz w:val="16"/>
+                <w:szCs w:val="16"/>
+              </w:rPr>
+              <w:t xml:space="preserve">CORE PROBLEM / GIVEN REPRESENTATION</w:t>
+            </w:r>
+          </w:p>
+        </w:tc>
+        <w:tc>
+          <w:tcPr>
+            <w:tcW w:type="dxa" w:w="3560"/>
+            <w:shd w:fill="EEF4F8" w:color="auto" w:val="clear"/>
+            <w:tcMar>
+              <w:top w:type="dxa" w:w="60"/>
+              <w:left w:type="dxa" w:w="100"/>
+              <w:bottom w:type="dxa" w:w="60"/>
+              <w:right w:type="dxa" w:w="100"/>
+            </w:tcMar>
+          </w:tcPr>
+          <w:p>
+            <w:pPr>
+              <w:spacing w:after="0" w:before="0"/>
+            </w:pPr>
+            <w:r>
+              <w:rPr>
+                <w:b/>
+                <w:bCs/>
+                <w:color w:val="0F2B3C"/>
+                <w:sz w:val="16"/>
+                <w:szCs w:val="16"/>
+              </w:rPr>
+              <w:t xml:space="preserve">WORKING SPACE / CALCULATION STEPS</w:t>
+            </w:r>
+          </w:p>
+        </w:tc>
+        <w:tc>
+          <w:tcPr>
+            <w:tcW w:type="dxa" w:w="3000"/>
+            <w:shd w:fill="FBF3E2" w:color="auto" w:val="clear"/>
+            <w:tcMar>
+              <w:top w:type="dxa" w:w="60"/>
+              <w:left w:type="dxa" w:w="100"/>
+              <w:bottom w:type="dxa" w:w="60"/>
+              <w:right w:type="dxa" w:w="100"/>
+            </w:tcMar>
+          </w:tcPr>
+          <w:p>
+            <w:pPr>
+              <w:spacing w:after="0" w:before="0"/>
+            </w:pPr>
+            <w:r>
+              <w:rPr>
+                <w:b/>
+                <w:bCs/>
+                <w:color w:val="7A5400"/>
+                <w:sz w:val="16"/>
+                <w:szCs w:val="16"/>
+              </w:rPr>
+              <w:t xml:space="preserve">EXPLAIN YOUR REASONING</w:t>
+            </w:r>
+          </w:p>
+        </w:tc>
+      </w:tr>
+      <w:tr>
+        <w:trPr>
+          <w:cantSplit/>
+        </w:trPr>
+        <w:tc>
+          <w:tcPr>
+            <w:tcW w:type="dxa" w:w="2800"/>
+            <w:tcMar>
+              <w:top w:type="dxa" w:w="80"/>
+              <w:left w:type="dxa" w:w="100"/>
+              <w:bottom w:type="dxa" w:w="80"/>
+              <w:right w:type="dxa" w:w="100"/>
+            </w:tcMar>
+            <w:vAlign w:val="top"/>
+          </w:tcPr>
+          <w:p>
+            <w:pPr>
+              <w:spacing w:after="40" w:before="0"/>
+            </w:pPr>
+            <w:r>
+              <w:rPr>
+                <w:b/>
+                <w:bCs/>
+                <w:color w:val="0F2B3C"/>
+                <w:sz w:val="20"/>
+                <w:szCs w:val="20"/>
+              </w:rPr>
+              <w:t xml:space="preserve">2.  What is 5 × 10?</w:t>
+            </w:r>
+          </w:p>
+        </w:tc>
+        <w:tc>
+          <w:tcPr>
+            <w:tcW w:type="dxa" w:w="3560"/>
+            <w:tcMar>
+              <w:top w:type="dxa" w:w="80"/>
+              <w:left w:type="dxa" w:w="100"/>
+              <w:bottom w:type="dxa" w:w="80"/>
+              <w:right w:type="dxa" w:w="100"/>
+            </w:tcMar>
+            <w:vAlign w:val="top"/>
+          </w:tcPr>
+          <w:p>
+            <w:pPr>
+              <w:spacing w:after="50" w:before="0"/>
+            </w:pPr>
+            <w:r>
+              <w:rPr>
+                <w:color w:val="BBBBBB"/>
+                <w:sz w:val="18"/>
+                <w:szCs w:val="18"/>
+              </w:rPr>
+              <w:t xml:space="preserve">____________________________</w:t>
+            </w:r>
+          </w:p>
+          <w:p>
+            <w:pPr>
+              <w:spacing w:after="50" w:before="0"/>
+            </w:pPr>
+            <w:r>
+              <w:rPr>
+                <w:color w:val="BBBBBB"/>
+                <w:sz w:val="18"/>
+                <w:szCs w:val="18"/>
+              </w:rPr>
+              <w:t xml:space="preserve">____________________________</w:t>
+            </w:r>
+          </w:p>
+          <w:p>
+            <w:pPr>
+              <w:spacing w:after="50" w:before="0"/>
+            </w:pPr>
+            <w:r>
+              <w:rPr>
+                <w:color w:val="BBBBBB"/>
+                <w:sz w:val="18"/>
+                <w:szCs w:val="18"/>
+              </w:rPr>
+              <w:t xml:space="preserve">____________________________</w:t>
+            </w:r>
+          </w:p>
+          <w:p>
+            <w:pPr>
+              <w:spacing w:after="50" w:before="0"/>
+            </w:pPr>
+            <w:r>
+              <w:rPr>
+                <w:color w:val="BBBBBB"/>
+                <w:sz w:val="18"/>
+                <w:szCs w:val="18"/>
+              </w:rPr>
+              <w:t xml:space="preserve">____________________________</w:t>
+            </w:r>
+          </w:p>
+        </w:tc>
+        <w:tc>
+          <w:tcPr>
+            <w:tcW w:type="dxa" w:w="3000"/>
+            <w:shd w:fill="FBF3E2" w:color="auto" w:val="clear"/>
+            <w:tcMar>
+              <w:top w:type="dxa" w:w="80"/>
+              <w:left w:type="dxa" w:w="100"/>
+              <w:bottom w:type="dxa" w:w="80"/>
+              <w:right w:type="dxa" w:w="100"/>
+            </w:tcMar>
+            <w:vAlign w:val="top"/>
+          </w:tcPr>
+          <w:p>
+            <w:pPr>
+              <w:spacing w:after="30" w:before="0"/>
+            </w:pPr>
+            <w:r>
+              <w:rPr>
+                <w:b/>
+                <w:bCs/>
+                <w:color w:val="0F2B3C"/>
+                <w:sz w:val="18"/>
+                <w:szCs w:val="18"/>
+              </w:rPr>
+              <w:t xml:space="preserve">Because... ________________</w:t>
+            </w:r>
+          </w:p>
+          <w:p>
+            <w:pPr>
+              <w:spacing w:after="50" w:before="0"/>
+            </w:pPr>
+            <w:r>
+              <w:rPr>
+                <w:color w:val="BBBBBB"/>
+                <w:sz w:val="18"/>
+                <w:szCs w:val="18"/>
+              </w:rPr>
+              <w:t xml:space="preserve">____________________________</w:t>
+            </w:r>
+          </w:p>
+          <w:p>
+            <w:pPr>
+              <w:spacing w:after="30" w:before="40"/>
+            </w:pPr>
+            <w:r>
+              <w:rPr>
+                <w:b/>
+                <w:bCs/>
+                <w:color w:val="1A6FB5"/>
+                <w:sz w:val="18"/>
+                <w:szCs w:val="18"/>
+              </w:rPr>
+              <w:t xml:space="preserve">Although... _______________</w:t>
+            </w:r>
+          </w:p>
+          <w:p>
+            <w:pPr>
+              <w:spacing w:after="50" w:before="0"/>
+            </w:pPr>
+            <w:r>
+              <w:rPr>
+                <w:color w:val="BBBBBB"/>
+                <w:sz w:val="18"/>
+                <w:szCs w:val="18"/>
+              </w:rPr>
+              <w:t xml:space="preserve">____________________________</w:t>
+            </w:r>
+          </w:p>
+          <w:p>
+            <w:pPr>
+              <w:spacing w:after="30" w:before="40"/>
+            </w:pPr>
+            <w:r>
+              <w:rPr>
+                <w:b/>
+                <w:bCs/>
+                <w:color w:val="7A5400"/>
+                <w:sz w:val="18"/>
+                <w:szCs w:val="18"/>
+              </w:rPr>
+              <w:t xml:space="preserve">Therefore... ______________</w:t>
+            </w:r>
+          </w:p>
+          <w:p>
+            <w:pPr>
+              <w:spacing w:after="50" w:before="0"/>
+            </w:pPr>
+            <w:r>
+              <w:rPr>
+                <w:color w:val="BBBBBB"/>
+                <w:sz w:val="18"/>
+                <w:szCs w:val="18"/>
+              </w:rPr>
+              <w:t xml:space="preserve">____________________________</w:t>
+            </w:r>
+          </w:p>
+        </w:tc>
+      </w:tr>
+    </w:tbl>
+    <w:p>
+      <w:pPr>
+        <w:spacing w:after="60" w:before="0"/>
+      </w:pPr>
+      <w:r>
+        <w:t xml:space="preserve"/>
+      </w:r>
+    </w:p>
+    <w:tbl>
+      <w:tblPr>
+        <w:tblW w:type="dxa" w:w="9360"/>
+        <w:tblBorders>
+          <w:top w:val="single" w:color="C7D2DD" w:sz="6"/>
+          <w:left w:val="single" w:color="C7D2DD" w:sz="6"/>
+          <w:bottom w:val="single" w:color="C7D2DD" w:sz="6"/>
+          <w:right w:val="single" w:color="C7D2DD" w:sz="6"/>
+          <w:insideH w:val="single" w:color="C7D2DD" w:sz="6"/>
+          <w:insideV w:val="single" w:color="C7D2DD" w:sz="6"/>
+        </w:tblBorders>
+      </w:tblPr>
+      <w:tblGrid>
+        <w:gridCol w:w="2800"/>
+        <w:gridCol w:w="3560"/>
+        <w:gridCol w:w="3000"/>
+      </w:tblGrid>
+      <w:tr>
+        <w:trPr>
+          <w:cantSplit/>
+          <w:tblHeader/>
+        </w:trPr>
+        <w:tc>
+          <w:tcPr>
+            <w:tcW w:type="dxa" w:w="2800"/>
+            <w:shd w:fill="EEF4F8" w:color="auto" w:val="clear"/>
+            <w:tcMar>
+              <w:top w:type="dxa" w:w="60"/>
+              <w:left w:type="dxa" w:w="100"/>
+              <w:bottom w:type="dxa" w:w="60"/>
+              <w:right w:type="dxa" w:w="100"/>
+            </w:tcMar>
+          </w:tcPr>
+          <w:p>
+            <w:pPr>
+              <w:spacing w:after="0" w:before="0"/>
+            </w:pPr>
+            <w:r>
+              <w:rPr>
+                <w:b/>
+                <w:bCs/>
+                <w:color w:val="0F2B3C"/>
+                <w:sz w:val="16"/>
+                <w:szCs w:val="16"/>
+              </w:rPr>
+              <w:t xml:space="preserve">CORE PROBLEM / GIVEN REPRESENTATION</w:t>
+            </w:r>
+          </w:p>
+        </w:tc>
+        <w:tc>
+          <w:tcPr>
+            <w:tcW w:type="dxa" w:w="3560"/>
+            <w:shd w:fill="EEF4F8" w:color="auto" w:val="clear"/>
+            <w:tcMar>
+              <w:top w:type="dxa" w:w="60"/>
+              <w:left w:type="dxa" w:w="100"/>
+              <w:bottom w:type="dxa" w:w="60"/>
+              <w:right w:type="dxa" w:w="100"/>
+            </w:tcMar>
+          </w:tcPr>
+          <w:p>
+            <w:pPr>
+              <w:spacing w:after="0" w:before="0"/>
+            </w:pPr>
+            <w:r>
+              <w:rPr>
+                <w:b/>
+                <w:bCs/>
+                <w:color w:val="0F2B3C"/>
+                <w:sz w:val="16"/>
+                <w:szCs w:val="16"/>
+              </w:rPr>
+              <w:t xml:space="preserve">WORKING SPACE / CALCULATION STEPS</w:t>
+            </w:r>
+          </w:p>
+        </w:tc>
+        <w:tc>
+          <w:tcPr>
+            <w:tcW w:type="dxa" w:w="3000"/>
+            <w:shd w:fill="FBF3E2" w:color="auto" w:val="clear"/>
+            <w:tcMar>
+              <w:top w:type="dxa" w:w="60"/>
+              <w:left w:type="dxa" w:w="100"/>
+              <w:bottom w:type="dxa" w:w="60"/>
+              <w:right w:type="dxa" w:w="100"/>
+            </w:tcMar>
+          </w:tcPr>
+          <w:p>
+            <w:pPr>
+              <w:spacing w:after="0" w:before="0"/>
+            </w:pPr>
+            <w:r>
+              <w:rPr>
+                <w:b/>
+                <w:bCs/>
+                <w:color w:val="7A5400"/>
+                <w:sz w:val="16"/>
+                <w:szCs w:val="16"/>
+              </w:rPr>
+              <w:t xml:space="preserve">EXPLAIN YOUR REASONING</w:t>
+            </w:r>
+          </w:p>
+        </w:tc>
+      </w:tr>
+      <w:tr>
+        <w:trPr>
+          <w:cantSplit/>
+        </w:trPr>
+        <w:tc>
+          <w:tcPr>
+            <w:tcW w:type="dxa" w:w="2800"/>
+            <w:tcMar>
+              <w:top w:type="dxa" w:w="80"/>
+              <w:left w:type="dxa" w:w="100"/>
+              <w:bottom w:type="dxa" w:w="80"/>
+              <w:right w:type="dxa" w:w="100"/>
+            </w:tcMar>
+            <w:vAlign w:val="top"/>
+          </w:tcPr>
+          <w:p>
+            <w:pPr>
+              <w:spacing w:after="40" w:before="0"/>
+            </w:pPr>
+            <w:r>
+              <w:rPr>
+                <w:b/>
+                <w:bCs/>
+                <w:color w:val="0F2B3C"/>
+                <w:sz w:val="20"/>
+                <w:szCs w:val="20"/>
+              </w:rPr>
+              <w:t xml:space="preserve">3.  What is 100 ÷ 100?</w:t>
+            </w:r>
+          </w:p>
+        </w:tc>
+        <w:tc>
+          <w:tcPr>
+            <w:tcW w:type="dxa" w:w="3560"/>
+            <w:tcMar>
+              <w:top w:type="dxa" w:w="80"/>
+              <w:left w:type="dxa" w:w="100"/>
+              <w:bottom w:type="dxa" w:w="80"/>
+              <w:right w:type="dxa" w:w="100"/>
+            </w:tcMar>
+            <w:vAlign w:val="top"/>
+          </w:tcPr>
+          <w:p>
+            <w:pPr>
+              <w:spacing w:after="50" w:before="0"/>
+            </w:pPr>
+            <w:r>
+              <w:rPr>
+                <w:color w:val="BBBBBB"/>
+                <w:sz w:val="18"/>
+                <w:szCs w:val="18"/>
+              </w:rPr>
+              <w:t xml:space="preserve">____________________________</w:t>
+            </w:r>
+          </w:p>
+          <w:p>
+            <w:pPr>
+              <w:spacing w:after="50" w:before="0"/>
+            </w:pPr>
+            <w:r>
+              <w:rPr>
+                <w:color w:val="BBBBBB"/>
+                <w:sz w:val="18"/>
+                <w:szCs w:val="18"/>
+              </w:rPr>
+              <w:t xml:space="preserve">____________________________</w:t>
+            </w:r>
+          </w:p>
+          <w:p>
+            <w:pPr>
+              <w:spacing w:after="50" w:before="0"/>
+            </w:pPr>
+            <w:r>
+              <w:rPr>
+                <w:color w:val="BBBBBB"/>
+                <w:sz w:val="18"/>
+                <w:szCs w:val="18"/>
+              </w:rPr>
+              <w:t xml:space="preserve">____________________________</w:t>
+            </w:r>
+          </w:p>
+          <w:p>
+            <w:pPr>
+              <w:spacing w:after="50" w:before="0"/>
+            </w:pPr>
+            <w:r>
+              <w:rPr>
+                <w:color w:val="BBBBBB"/>
+                <w:sz w:val="18"/>
+                <w:szCs w:val="18"/>
+              </w:rPr>
+              <w:t xml:space="preserve">____________________________</w:t>
+            </w:r>
+          </w:p>
+        </w:tc>
+        <w:tc>
+          <w:tcPr>
+            <w:tcW w:type="dxa" w:w="3000"/>
+            <w:shd w:fill="FBF3E2" w:color="auto" w:val="clear"/>
+            <w:tcMar>
+              <w:top w:type="dxa" w:w="80"/>
+              <w:left w:type="dxa" w:w="100"/>
+              <w:bottom w:type="dxa" w:w="80"/>
+              <w:right w:type="dxa" w:w="100"/>
+            </w:tcMar>
+            <w:vAlign w:val="top"/>
+          </w:tcPr>
+          <w:p>
+            <w:pPr>
+              <w:spacing w:after="30" w:before="0"/>
+            </w:pPr>
+            <w:r>
+              <w:rPr>
+                <w:b/>
+                <w:bCs/>
+                <w:color w:val="0F2B3C"/>
+                <w:sz w:val="18"/>
+                <w:szCs w:val="18"/>
+              </w:rPr>
+              <w:t xml:space="preserve">Because... ________________</w:t>
+            </w:r>
+          </w:p>
+          <w:p>
+            <w:pPr>
+              <w:spacing w:after="50" w:before="0"/>
+            </w:pPr>
+            <w:r>
+              <w:rPr>
+                <w:color w:val="BBBBBB"/>
+                <w:sz w:val="18"/>
+                <w:szCs w:val="18"/>
+              </w:rPr>
+              <w:t xml:space="preserve">____________________________</w:t>
+            </w:r>
+          </w:p>
+          <w:p>
+            <w:pPr>
+              <w:spacing w:after="30" w:before="40"/>
+            </w:pPr>
+            <w:r>
+              <w:rPr>
+                <w:b/>
+                <w:bCs/>
+                <w:color w:val="1A6FB5"/>
+                <w:sz w:val="18"/>
+                <w:szCs w:val="18"/>
+              </w:rPr>
+              <w:t xml:space="preserve">Although... _______________</w:t>
+            </w:r>
+          </w:p>
+          <w:p>
+            <w:pPr>
+              <w:spacing w:after="50" w:before="0"/>
+            </w:pPr>
+            <w:r>
+              <w:rPr>
+                <w:color w:val="BBBBBB"/>
+                <w:sz w:val="18"/>
+                <w:szCs w:val="18"/>
+              </w:rPr>
+              <w:t xml:space="preserve">____________________________</w:t>
+            </w:r>
+          </w:p>
+          <w:p>
+            <w:pPr>
+              <w:spacing w:after="30" w:before="40"/>
+            </w:pPr>
+            <w:r>
+              <w:rPr>
+                <w:b/>
+                <w:bCs/>
+                <w:color w:val="7A5400"/>
+                <w:sz w:val="18"/>
+                <w:szCs w:val="18"/>
+              </w:rPr>
+              <w:t xml:space="preserve">Therefore... ______________</w:t>
+            </w:r>
+          </w:p>
+          <w:p>
+            <w:pPr>
+              <w:spacing w:after="50" w:before="0"/>
+            </w:pPr>
+            <w:r>
+              <w:rPr>
+                <w:color w:val="BBBBBB"/>
+                <w:sz w:val="18"/>
+                <w:szCs w:val="18"/>
+              </w:rPr>
+              <w:t xml:space="preserve">____________________________</w:t>
+            </w:r>
+          </w:p>
+        </w:tc>
+      </w:tr>
+    </w:tbl>
+    <w:p>
+      <w:pPr>
+        <w:spacing w:after="60" w:before="0"/>
+      </w:pPr>
+      <w:r>
+        <w:t xml:space="preserve"/>
       </w:r>
     </w:p>
     <w:p>
@@ -225,73 +2326,922 @@
         <w:t xml:space="preserve">Do real conversions.</w:t>
       </w:r>
     </w:p>
-    <w:p>
-      <w:pPr>
-        <w:spacing w:after="40" w:before="0"/>
-      </w:pPr>
-      <w:r>
-        <w:rPr>
-          <w:sz w:val="22"/>
-          <w:szCs w:val="22"/>
-        </w:rPr>
-        <w:t xml:space="preserve">1.  2 feet = ___ inches? (2 × 12)</w:t>
-      </w:r>
-    </w:p>
-    <w:p>
-      <w:pPr>
-        <w:spacing w:after="80" w:before="0"/>
-      </w:pPr>
-      <w:r>
-        <w:rPr>
-          <w:color w:val="BBBBBB"/>
-        </w:rPr>
-        <w:t xml:space="preserve">____________________________________________________</w:t>
-      </w:r>
-    </w:p>
-    <w:p>
-      <w:pPr>
-        <w:spacing w:after="40" w:before="0"/>
-      </w:pPr>
-      <w:r>
-        <w:rPr>
-          <w:sz w:val="22"/>
-          <w:szCs w:val="22"/>
-        </w:rPr>
-        <w:t xml:space="preserve">2.  3 meters = ___ centimeters? (3 × 100)</w:t>
-      </w:r>
-    </w:p>
-    <w:p>
-      <w:pPr>
-        <w:spacing w:after="80" w:before="0"/>
-      </w:pPr>
-      <w:r>
-        <w:rPr>
-          <w:color w:val="BBBBBB"/>
-        </w:rPr>
-        <w:t xml:space="preserve">____________________________________________________</w:t>
-      </w:r>
-    </w:p>
-    <w:p>
-      <w:pPr>
-        <w:spacing w:after="40" w:before="0"/>
-      </w:pPr>
-      <w:r>
-        <w:rPr>
-          <w:sz w:val="22"/>
-          <w:szCs w:val="22"/>
-        </w:rPr>
-        <w:t xml:space="preserve">3.  400 cm = ___ meters? (400 ÷ 100)</w:t>
-      </w:r>
-    </w:p>
-    <w:p>
-      <w:pPr>
-        <w:spacing w:after="80" w:before="0"/>
-      </w:pPr>
-      <w:r>
-        <w:rPr>
-          <w:color w:val="BBBBBB"/>
-        </w:rPr>
-        <w:t xml:space="preserve">____________________________________________________</w:t>
+    <w:tbl>
+      <w:tblPr>
+        <w:tblW w:type="dxa" w:w="9360"/>
+        <w:tblBorders>
+          <w:top w:val="single" w:color="C7D2DD" w:sz="6"/>
+          <w:left w:val="single" w:color="C7D2DD" w:sz="6"/>
+          <w:bottom w:val="single" w:color="C7D2DD" w:sz="6"/>
+          <w:right w:val="single" w:color="C7D2DD" w:sz="6"/>
+          <w:insideH w:val="single" w:color="C7D2DD" w:sz="6"/>
+          <w:insideV w:val="single" w:color="C7D2DD" w:sz="6"/>
+        </w:tblBorders>
+      </w:tblPr>
+      <w:tblGrid>
+        <w:gridCol w:w="2800"/>
+        <w:gridCol w:w="3560"/>
+        <w:gridCol w:w="3000"/>
+      </w:tblGrid>
+      <w:tr>
+        <w:trPr>
+          <w:cantSplit/>
+          <w:tblHeader/>
+        </w:trPr>
+        <w:tc>
+          <w:tcPr>
+            <w:tcW w:type="dxa" w:w="2800"/>
+            <w:shd w:fill="EEF4F8" w:color="auto" w:val="clear"/>
+            <w:tcMar>
+              <w:top w:type="dxa" w:w="60"/>
+              <w:left w:type="dxa" w:w="100"/>
+              <w:bottom w:type="dxa" w:w="60"/>
+              <w:right w:type="dxa" w:w="100"/>
+            </w:tcMar>
+          </w:tcPr>
+          <w:p>
+            <w:pPr>
+              <w:spacing w:after="0" w:before="0"/>
+            </w:pPr>
+            <w:r>
+              <w:rPr>
+                <w:b/>
+                <w:bCs/>
+                <w:color w:val="0F2B3C"/>
+                <w:sz w:val="16"/>
+                <w:szCs w:val="16"/>
+              </w:rPr>
+              <w:t xml:space="preserve">CORE PROBLEM / GIVEN REPRESENTATION</w:t>
+            </w:r>
+          </w:p>
+        </w:tc>
+        <w:tc>
+          <w:tcPr>
+            <w:tcW w:type="dxa" w:w="3560"/>
+            <w:shd w:fill="EEF4F8" w:color="auto" w:val="clear"/>
+            <w:tcMar>
+              <w:top w:type="dxa" w:w="60"/>
+              <w:left w:type="dxa" w:w="100"/>
+              <w:bottom w:type="dxa" w:w="60"/>
+              <w:right w:type="dxa" w:w="100"/>
+            </w:tcMar>
+          </w:tcPr>
+          <w:p>
+            <w:pPr>
+              <w:spacing w:after="0" w:before="0"/>
+            </w:pPr>
+            <w:r>
+              <w:rPr>
+                <w:b/>
+                <w:bCs/>
+                <w:color w:val="0F2B3C"/>
+                <w:sz w:val="16"/>
+                <w:szCs w:val="16"/>
+              </w:rPr>
+              <w:t xml:space="preserve">WORKING SPACE / CALCULATION STEPS</w:t>
+            </w:r>
+          </w:p>
+        </w:tc>
+        <w:tc>
+          <w:tcPr>
+            <w:tcW w:type="dxa" w:w="3000"/>
+            <w:shd w:fill="FBF3E2" w:color="auto" w:val="clear"/>
+            <w:tcMar>
+              <w:top w:type="dxa" w:w="60"/>
+              <w:left w:type="dxa" w:w="100"/>
+              <w:bottom w:type="dxa" w:w="60"/>
+              <w:right w:type="dxa" w:w="100"/>
+            </w:tcMar>
+          </w:tcPr>
+          <w:p>
+            <w:pPr>
+              <w:spacing w:after="0" w:before="0"/>
+            </w:pPr>
+            <w:r>
+              <w:rPr>
+                <w:b/>
+                <w:bCs/>
+                <w:color w:val="7A5400"/>
+                <w:sz w:val="16"/>
+                <w:szCs w:val="16"/>
+              </w:rPr>
+              <w:t xml:space="preserve">EXPLAIN YOUR REASONING</w:t>
+            </w:r>
+          </w:p>
+        </w:tc>
+      </w:tr>
+      <w:tr>
+        <w:trPr>
+          <w:cantSplit/>
+        </w:trPr>
+        <w:tc>
+          <w:tcPr>
+            <w:tcW w:type="dxa" w:w="2800"/>
+            <w:tcMar>
+              <w:top w:type="dxa" w:w="80"/>
+              <w:left w:type="dxa" w:w="100"/>
+              <w:bottom w:type="dxa" w:w="80"/>
+              <w:right w:type="dxa" w:w="100"/>
+            </w:tcMar>
+            <w:vAlign w:val="top"/>
+          </w:tcPr>
+          <w:p>
+            <w:pPr>
+              <w:spacing w:after="40" w:before="0"/>
+            </w:pPr>
+            <w:r>
+              <w:rPr>
+                <w:b/>
+                <w:bCs/>
+                <w:color w:val="0F2B3C"/>
+                <w:sz w:val="20"/>
+                <w:szCs w:val="20"/>
+              </w:rPr>
+              <w:t xml:space="preserve">1.  2 feet = ___ inches? (2 × 12)</w:t>
+            </w:r>
+          </w:p>
+        </w:tc>
+        <w:tc>
+          <w:tcPr>
+            <w:tcW w:type="dxa" w:w="3560"/>
+            <w:tcMar>
+              <w:top w:type="dxa" w:w="80"/>
+              <w:left w:type="dxa" w:w="100"/>
+              <w:bottom w:type="dxa" w:w="80"/>
+              <w:right w:type="dxa" w:w="100"/>
+            </w:tcMar>
+            <w:vAlign w:val="top"/>
+          </w:tcPr>
+          <w:p>
+            <w:pPr>
+              <w:spacing w:after="50" w:before="0"/>
+            </w:pPr>
+            <w:r>
+              <w:rPr>
+                <w:color w:val="BBBBBB"/>
+                <w:sz w:val="18"/>
+                <w:szCs w:val="18"/>
+              </w:rPr>
+              <w:t xml:space="preserve">____________________________</w:t>
+            </w:r>
+          </w:p>
+          <w:p>
+            <w:pPr>
+              <w:spacing w:after="50" w:before="0"/>
+            </w:pPr>
+            <w:r>
+              <w:rPr>
+                <w:color w:val="BBBBBB"/>
+                <w:sz w:val="18"/>
+                <w:szCs w:val="18"/>
+              </w:rPr>
+              <w:t xml:space="preserve">____________________________</w:t>
+            </w:r>
+          </w:p>
+          <w:p>
+            <w:pPr>
+              <w:spacing w:after="50" w:before="0"/>
+            </w:pPr>
+            <w:r>
+              <w:rPr>
+                <w:color w:val="BBBBBB"/>
+                <w:sz w:val="18"/>
+                <w:szCs w:val="18"/>
+              </w:rPr>
+              <w:t xml:space="preserve">____________________________</w:t>
+            </w:r>
+          </w:p>
+          <w:p>
+            <w:pPr>
+              <w:spacing w:after="50" w:before="0"/>
+            </w:pPr>
+            <w:r>
+              <w:rPr>
+                <w:color w:val="BBBBBB"/>
+                <w:sz w:val="18"/>
+                <w:szCs w:val="18"/>
+              </w:rPr>
+              <w:t xml:space="preserve">____________________________</w:t>
+            </w:r>
+          </w:p>
+        </w:tc>
+        <w:tc>
+          <w:tcPr>
+            <w:tcW w:type="dxa" w:w="3000"/>
+            <w:shd w:fill="FBF3E2" w:color="auto" w:val="clear"/>
+            <w:tcMar>
+              <w:top w:type="dxa" w:w="80"/>
+              <w:left w:type="dxa" w:w="100"/>
+              <w:bottom w:type="dxa" w:w="80"/>
+              <w:right w:type="dxa" w:w="100"/>
+            </w:tcMar>
+            <w:vAlign w:val="top"/>
+          </w:tcPr>
+          <w:p>
+            <w:pPr>
+              <w:spacing w:after="30" w:before="0"/>
+            </w:pPr>
+            <w:r>
+              <w:rPr>
+                <w:b/>
+                <w:bCs/>
+                <w:color w:val="0F2B3C"/>
+                <w:sz w:val="18"/>
+                <w:szCs w:val="18"/>
+              </w:rPr>
+              <w:t xml:space="preserve">Because... ________________</w:t>
+            </w:r>
+          </w:p>
+          <w:p>
+            <w:pPr>
+              <w:spacing w:after="50" w:before="0"/>
+            </w:pPr>
+            <w:r>
+              <w:rPr>
+                <w:color w:val="BBBBBB"/>
+                <w:sz w:val="18"/>
+                <w:szCs w:val="18"/>
+              </w:rPr>
+              <w:t xml:space="preserve">____________________________</w:t>
+            </w:r>
+          </w:p>
+          <w:p>
+            <w:pPr>
+              <w:spacing w:after="30" w:before="40"/>
+            </w:pPr>
+            <w:r>
+              <w:rPr>
+                <w:b/>
+                <w:bCs/>
+                <w:color w:val="1A6FB5"/>
+                <w:sz w:val="18"/>
+                <w:szCs w:val="18"/>
+              </w:rPr>
+              <w:t xml:space="preserve">Although... _______________</w:t>
+            </w:r>
+          </w:p>
+          <w:p>
+            <w:pPr>
+              <w:spacing w:after="50" w:before="0"/>
+            </w:pPr>
+            <w:r>
+              <w:rPr>
+                <w:color w:val="BBBBBB"/>
+                <w:sz w:val="18"/>
+                <w:szCs w:val="18"/>
+              </w:rPr>
+              <w:t xml:space="preserve">____________________________</w:t>
+            </w:r>
+          </w:p>
+          <w:p>
+            <w:pPr>
+              <w:spacing w:after="30" w:before="40"/>
+            </w:pPr>
+            <w:r>
+              <w:rPr>
+                <w:b/>
+                <w:bCs/>
+                <w:color w:val="7A5400"/>
+                <w:sz w:val="18"/>
+                <w:szCs w:val="18"/>
+              </w:rPr>
+              <w:t xml:space="preserve">Therefore... ______________</w:t>
+            </w:r>
+          </w:p>
+          <w:p>
+            <w:pPr>
+              <w:spacing w:after="50" w:before="0"/>
+            </w:pPr>
+            <w:r>
+              <w:rPr>
+                <w:color w:val="BBBBBB"/>
+                <w:sz w:val="18"/>
+                <w:szCs w:val="18"/>
+              </w:rPr>
+              <w:t xml:space="preserve">____________________________</w:t>
+            </w:r>
+          </w:p>
+        </w:tc>
+      </w:tr>
+    </w:tbl>
+    <w:p>
+      <w:pPr>
+        <w:spacing w:after="60" w:before="0"/>
+      </w:pPr>
+      <w:r>
+        <w:t xml:space="preserve"/>
+      </w:r>
+    </w:p>
+    <w:tbl>
+      <w:tblPr>
+        <w:tblW w:type="dxa" w:w="9360"/>
+        <w:tblBorders>
+          <w:top w:val="single" w:color="C7D2DD" w:sz="6"/>
+          <w:left w:val="single" w:color="C7D2DD" w:sz="6"/>
+          <w:bottom w:val="single" w:color="C7D2DD" w:sz="6"/>
+          <w:right w:val="single" w:color="C7D2DD" w:sz="6"/>
+          <w:insideH w:val="single" w:color="C7D2DD" w:sz="6"/>
+          <w:insideV w:val="single" w:color="C7D2DD" w:sz="6"/>
+        </w:tblBorders>
+      </w:tblPr>
+      <w:tblGrid>
+        <w:gridCol w:w="2800"/>
+        <w:gridCol w:w="3560"/>
+        <w:gridCol w:w="3000"/>
+      </w:tblGrid>
+      <w:tr>
+        <w:trPr>
+          <w:cantSplit/>
+          <w:tblHeader/>
+        </w:trPr>
+        <w:tc>
+          <w:tcPr>
+            <w:tcW w:type="dxa" w:w="2800"/>
+            <w:shd w:fill="EEF4F8" w:color="auto" w:val="clear"/>
+            <w:tcMar>
+              <w:top w:type="dxa" w:w="60"/>
+              <w:left w:type="dxa" w:w="100"/>
+              <w:bottom w:type="dxa" w:w="60"/>
+              <w:right w:type="dxa" w:w="100"/>
+            </w:tcMar>
+          </w:tcPr>
+          <w:p>
+            <w:pPr>
+              <w:spacing w:after="0" w:before="0"/>
+            </w:pPr>
+            <w:r>
+              <w:rPr>
+                <w:b/>
+                <w:bCs/>
+                <w:color w:val="0F2B3C"/>
+                <w:sz w:val="16"/>
+                <w:szCs w:val="16"/>
+              </w:rPr>
+              <w:t xml:space="preserve">CORE PROBLEM / GIVEN REPRESENTATION</w:t>
+            </w:r>
+          </w:p>
+        </w:tc>
+        <w:tc>
+          <w:tcPr>
+            <w:tcW w:type="dxa" w:w="3560"/>
+            <w:shd w:fill="EEF4F8" w:color="auto" w:val="clear"/>
+            <w:tcMar>
+              <w:top w:type="dxa" w:w="60"/>
+              <w:left w:type="dxa" w:w="100"/>
+              <w:bottom w:type="dxa" w:w="60"/>
+              <w:right w:type="dxa" w:w="100"/>
+            </w:tcMar>
+          </w:tcPr>
+          <w:p>
+            <w:pPr>
+              <w:spacing w:after="0" w:before="0"/>
+            </w:pPr>
+            <w:r>
+              <w:rPr>
+                <w:b/>
+                <w:bCs/>
+                <w:color w:val="0F2B3C"/>
+                <w:sz w:val="16"/>
+                <w:szCs w:val="16"/>
+              </w:rPr>
+              <w:t xml:space="preserve">WORKING SPACE / CALCULATION STEPS</w:t>
+            </w:r>
+          </w:p>
+        </w:tc>
+        <w:tc>
+          <w:tcPr>
+            <w:tcW w:type="dxa" w:w="3000"/>
+            <w:shd w:fill="FBF3E2" w:color="auto" w:val="clear"/>
+            <w:tcMar>
+              <w:top w:type="dxa" w:w="60"/>
+              <w:left w:type="dxa" w:w="100"/>
+              <w:bottom w:type="dxa" w:w="60"/>
+              <w:right w:type="dxa" w:w="100"/>
+            </w:tcMar>
+          </w:tcPr>
+          <w:p>
+            <w:pPr>
+              <w:spacing w:after="0" w:before="0"/>
+            </w:pPr>
+            <w:r>
+              <w:rPr>
+                <w:b/>
+                <w:bCs/>
+                <w:color w:val="7A5400"/>
+                <w:sz w:val="16"/>
+                <w:szCs w:val="16"/>
+              </w:rPr>
+              <w:t xml:space="preserve">EXPLAIN YOUR REASONING</w:t>
+            </w:r>
+          </w:p>
+        </w:tc>
+      </w:tr>
+      <w:tr>
+        <w:trPr>
+          <w:cantSplit/>
+        </w:trPr>
+        <w:tc>
+          <w:tcPr>
+            <w:tcW w:type="dxa" w:w="2800"/>
+            <w:tcMar>
+              <w:top w:type="dxa" w:w="80"/>
+              <w:left w:type="dxa" w:w="100"/>
+              <w:bottom w:type="dxa" w:w="80"/>
+              <w:right w:type="dxa" w:w="100"/>
+            </w:tcMar>
+            <w:vAlign w:val="top"/>
+          </w:tcPr>
+          <w:p>
+            <w:pPr>
+              <w:spacing w:after="40" w:before="0"/>
+            </w:pPr>
+            <w:r>
+              <w:rPr>
+                <w:b/>
+                <w:bCs/>
+                <w:color w:val="0F2B3C"/>
+                <w:sz w:val="20"/>
+                <w:szCs w:val="20"/>
+              </w:rPr>
+              <w:t xml:space="preserve">2.  3 meters = ___ centimeters? (3 × 100)</w:t>
+            </w:r>
+          </w:p>
+        </w:tc>
+        <w:tc>
+          <w:tcPr>
+            <w:tcW w:type="dxa" w:w="3560"/>
+            <w:tcMar>
+              <w:top w:type="dxa" w:w="80"/>
+              <w:left w:type="dxa" w:w="100"/>
+              <w:bottom w:type="dxa" w:w="80"/>
+              <w:right w:type="dxa" w:w="100"/>
+            </w:tcMar>
+            <w:vAlign w:val="top"/>
+          </w:tcPr>
+          <w:p>
+            <w:pPr>
+              <w:spacing w:after="50" w:before="0"/>
+            </w:pPr>
+            <w:r>
+              <w:rPr>
+                <w:color w:val="BBBBBB"/>
+                <w:sz w:val="18"/>
+                <w:szCs w:val="18"/>
+              </w:rPr>
+              <w:t xml:space="preserve">____________________________</w:t>
+            </w:r>
+          </w:p>
+          <w:p>
+            <w:pPr>
+              <w:spacing w:after="50" w:before="0"/>
+            </w:pPr>
+            <w:r>
+              <w:rPr>
+                <w:color w:val="BBBBBB"/>
+                <w:sz w:val="18"/>
+                <w:szCs w:val="18"/>
+              </w:rPr>
+              <w:t xml:space="preserve">____________________________</w:t>
+            </w:r>
+          </w:p>
+          <w:p>
+            <w:pPr>
+              <w:spacing w:after="50" w:before="0"/>
+            </w:pPr>
+            <w:r>
+              <w:rPr>
+                <w:color w:val="BBBBBB"/>
+                <w:sz w:val="18"/>
+                <w:szCs w:val="18"/>
+              </w:rPr>
+              <w:t xml:space="preserve">____________________________</w:t>
+            </w:r>
+          </w:p>
+          <w:p>
+            <w:pPr>
+              <w:spacing w:after="50" w:before="0"/>
+            </w:pPr>
+            <w:r>
+              <w:rPr>
+                <w:color w:val="BBBBBB"/>
+                <w:sz w:val="18"/>
+                <w:szCs w:val="18"/>
+              </w:rPr>
+              <w:t xml:space="preserve">____________________________</w:t>
+            </w:r>
+          </w:p>
+        </w:tc>
+        <w:tc>
+          <w:tcPr>
+            <w:tcW w:type="dxa" w:w="3000"/>
+            <w:shd w:fill="FBF3E2" w:color="auto" w:val="clear"/>
+            <w:tcMar>
+              <w:top w:type="dxa" w:w="80"/>
+              <w:left w:type="dxa" w:w="100"/>
+              <w:bottom w:type="dxa" w:w="80"/>
+              <w:right w:type="dxa" w:w="100"/>
+            </w:tcMar>
+            <w:vAlign w:val="top"/>
+          </w:tcPr>
+          <w:p>
+            <w:pPr>
+              <w:spacing w:after="30" w:before="0"/>
+            </w:pPr>
+            <w:r>
+              <w:rPr>
+                <w:b/>
+                <w:bCs/>
+                <w:color w:val="0F2B3C"/>
+                <w:sz w:val="18"/>
+                <w:szCs w:val="18"/>
+              </w:rPr>
+              <w:t xml:space="preserve">Because... ________________</w:t>
+            </w:r>
+          </w:p>
+          <w:p>
+            <w:pPr>
+              <w:spacing w:after="50" w:before="0"/>
+            </w:pPr>
+            <w:r>
+              <w:rPr>
+                <w:color w:val="BBBBBB"/>
+                <w:sz w:val="18"/>
+                <w:szCs w:val="18"/>
+              </w:rPr>
+              <w:t xml:space="preserve">____________________________</w:t>
+            </w:r>
+          </w:p>
+          <w:p>
+            <w:pPr>
+              <w:spacing w:after="30" w:before="40"/>
+            </w:pPr>
+            <w:r>
+              <w:rPr>
+                <w:b/>
+                <w:bCs/>
+                <w:color w:val="1A6FB5"/>
+                <w:sz w:val="18"/>
+                <w:szCs w:val="18"/>
+              </w:rPr>
+              <w:t xml:space="preserve">Although... _______________</w:t>
+            </w:r>
+          </w:p>
+          <w:p>
+            <w:pPr>
+              <w:spacing w:after="50" w:before="0"/>
+            </w:pPr>
+            <w:r>
+              <w:rPr>
+                <w:color w:val="BBBBBB"/>
+                <w:sz w:val="18"/>
+                <w:szCs w:val="18"/>
+              </w:rPr>
+              <w:t xml:space="preserve">____________________________</w:t>
+            </w:r>
+          </w:p>
+          <w:p>
+            <w:pPr>
+              <w:spacing w:after="30" w:before="40"/>
+            </w:pPr>
+            <w:r>
+              <w:rPr>
+                <w:b/>
+                <w:bCs/>
+                <w:color w:val="7A5400"/>
+                <w:sz w:val="18"/>
+                <w:szCs w:val="18"/>
+              </w:rPr>
+              <w:t xml:space="preserve">Therefore... ______________</w:t>
+            </w:r>
+          </w:p>
+          <w:p>
+            <w:pPr>
+              <w:spacing w:after="50" w:before="0"/>
+            </w:pPr>
+            <w:r>
+              <w:rPr>
+                <w:color w:val="BBBBBB"/>
+                <w:sz w:val="18"/>
+                <w:szCs w:val="18"/>
+              </w:rPr>
+              <w:t xml:space="preserve">____________________________</w:t>
+            </w:r>
+          </w:p>
+        </w:tc>
+      </w:tr>
+    </w:tbl>
+    <w:p>
+      <w:pPr>
+        <w:spacing w:after="60" w:before="0"/>
+      </w:pPr>
+      <w:r>
+        <w:t xml:space="preserve"/>
+      </w:r>
+    </w:p>
+    <w:tbl>
+      <w:tblPr>
+        <w:tblW w:type="dxa" w:w="9360"/>
+        <w:tblBorders>
+          <w:top w:val="single" w:color="C7D2DD" w:sz="6"/>
+          <w:left w:val="single" w:color="C7D2DD" w:sz="6"/>
+          <w:bottom w:val="single" w:color="C7D2DD" w:sz="6"/>
+          <w:right w:val="single" w:color="C7D2DD" w:sz="6"/>
+          <w:insideH w:val="single" w:color="C7D2DD" w:sz="6"/>
+          <w:insideV w:val="single" w:color="C7D2DD" w:sz="6"/>
+        </w:tblBorders>
+      </w:tblPr>
+      <w:tblGrid>
+        <w:gridCol w:w="2800"/>
+        <w:gridCol w:w="3560"/>
+        <w:gridCol w:w="3000"/>
+      </w:tblGrid>
+      <w:tr>
+        <w:trPr>
+          <w:cantSplit/>
+          <w:tblHeader/>
+        </w:trPr>
+        <w:tc>
+          <w:tcPr>
+            <w:tcW w:type="dxa" w:w="2800"/>
+            <w:shd w:fill="EEF4F8" w:color="auto" w:val="clear"/>
+            <w:tcMar>
+              <w:top w:type="dxa" w:w="60"/>
+              <w:left w:type="dxa" w:w="100"/>
+              <w:bottom w:type="dxa" w:w="60"/>
+              <w:right w:type="dxa" w:w="100"/>
+            </w:tcMar>
+          </w:tcPr>
+          <w:p>
+            <w:pPr>
+              <w:spacing w:after="0" w:before="0"/>
+            </w:pPr>
+            <w:r>
+              <w:rPr>
+                <w:b/>
+                <w:bCs/>
+                <w:color w:val="0F2B3C"/>
+                <w:sz w:val="16"/>
+                <w:szCs w:val="16"/>
+              </w:rPr>
+              <w:t xml:space="preserve">CORE PROBLEM / GIVEN REPRESENTATION</w:t>
+            </w:r>
+          </w:p>
+        </w:tc>
+        <w:tc>
+          <w:tcPr>
+            <w:tcW w:type="dxa" w:w="3560"/>
+            <w:shd w:fill="EEF4F8" w:color="auto" w:val="clear"/>
+            <w:tcMar>
+              <w:top w:type="dxa" w:w="60"/>
+              <w:left w:type="dxa" w:w="100"/>
+              <w:bottom w:type="dxa" w:w="60"/>
+              <w:right w:type="dxa" w:w="100"/>
+            </w:tcMar>
+          </w:tcPr>
+          <w:p>
+            <w:pPr>
+              <w:spacing w:after="0" w:before="0"/>
+            </w:pPr>
+            <w:r>
+              <w:rPr>
+                <w:b/>
+                <w:bCs/>
+                <w:color w:val="0F2B3C"/>
+                <w:sz w:val="16"/>
+                <w:szCs w:val="16"/>
+              </w:rPr>
+              <w:t xml:space="preserve">WORKING SPACE / CALCULATION STEPS</w:t>
+            </w:r>
+          </w:p>
+        </w:tc>
+        <w:tc>
+          <w:tcPr>
+            <w:tcW w:type="dxa" w:w="3000"/>
+            <w:shd w:fill="FBF3E2" w:color="auto" w:val="clear"/>
+            <w:tcMar>
+              <w:top w:type="dxa" w:w="60"/>
+              <w:left w:type="dxa" w:w="100"/>
+              <w:bottom w:type="dxa" w:w="60"/>
+              <w:right w:type="dxa" w:w="100"/>
+            </w:tcMar>
+          </w:tcPr>
+          <w:p>
+            <w:pPr>
+              <w:spacing w:after="0" w:before="0"/>
+            </w:pPr>
+            <w:r>
+              <w:rPr>
+                <w:b/>
+                <w:bCs/>
+                <w:color w:val="7A5400"/>
+                <w:sz w:val="16"/>
+                <w:szCs w:val="16"/>
+              </w:rPr>
+              <w:t xml:space="preserve">EXPLAIN YOUR REASONING</w:t>
+            </w:r>
+          </w:p>
+        </w:tc>
+      </w:tr>
+      <w:tr>
+        <w:trPr>
+          <w:cantSplit/>
+        </w:trPr>
+        <w:tc>
+          <w:tcPr>
+            <w:tcW w:type="dxa" w:w="2800"/>
+            <w:tcMar>
+              <w:top w:type="dxa" w:w="80"/>
+              <w:left w:type="dxa" w:w="100"/>
+              <w:bottom w:type="dxa" w:w="80"/>
+              <w:right w:type="dxa" w:w="100"/>
+            </w:tcMar>
+            <w:vAlign w:val="top"/>
+          </w:tcPr>
+          <w:p>
+            <w:pPr>
+              <w:spacing w:after="40" w:before="0"/>
+            </w:pPr>
+            <w:r>
+              <w:rPr>
+                <w:b/>
+                <w:bCs/>
+                <w:color w:val="0F2B3C"/>
+                <w:sz w:val="20"/>
+                <w:szCs w:val="20"/>
+              </w:rPr>
+              <w:t xml:space="preserve">3.  400 cm = ___ meters? (400 ÷ 100)</w:t>
+            </w:r>
+          </w:p>
+        </w:tc>
+        <w:tc>
+          <w:tcPr>
+            <w:tcW w:type="dxa" w:w="3560"/>
+            <w:tcMar>
+              <w:top w:type="dxa" w:w="80"/>
+              <w:left w:type="dxa" w:w="100"/>
+              <w:bottom w:type="dxa" w:w="80"/>
+              <w:right w:type="dxa" w:w="100"/>
+            </w:tcMar>
+            <w:vAlign w:val="top"/>
+          </w:tcPr>
+          <w:p>
+            <w:pPr>
+              <w:spacing w:after="50" w:before="0"/>
+            </w:pPr>
+            <w:r>
+              <w:rPr>
+                <w:color w:val="BBBBBB"/>
+                <w:sz w:val="18"/>
+                <w:szCs w:val="18"/>
+              </w:rPr>
+              <w:t xml:space="preserve">____________________________</w:t>
+            </w:r>
+          </w:p>
+          <w:p>
+            <w:pPr>
+              <w:spacing w:after="50" w:before="0"/>
+            </w:pPr>
+            <w:r>
+              <w:rPr>
+                <w:color w:val="BBBBBB"/>
+                <w:sz w:val="18"/>
+                <w:szCs w:val="18"/>
+              </w:rPr>
+              <w:t xml:space="preserve">____________________________</w:t>
+            </w:r>
+          </w:p>
+          <w:p>
+            <w:pPr>
+              <w:spacing w:after="50" w:before="0"/>
+            </w:pPr>
+            <w:r>
+              <w:rPr>
+                <w:color w:val="BBBBBB"/>
+                <w:sz w:val="18"/>
+                <w:szCs w:val="18"/>
+              </w:rPr>
+              <w:t xml:space="preserve">____________________________</w:t>
+            </w:r>
+          </w:p>
+          <w:p>
+            <w:pPr>
+              <w:spacing w:after="50" w:before="0"/>
+            </w:pPr>
+            <w:r>
+              <w:rPr>
+                <w:color w:val="BBBBBB"/>
+                <w:sz w:val="18"/>
+                <w:szCs w:val="18"/>
+              </w:rPr>
+              <w:t xml:space="preserve">____________________________</w:t>
+            </w:r>
+          </w:p>
+        </w:tc>
+        <w:tc>
+          <w:tcPr>
+            <w:tcW w:type="dxa" w:w="3000"/>
+            <w:shd w:fill="FBF3E2" w:color="auto" w:val="clear"/>
+            <w:tcMar>
+              <w:top w:type="dxa" w:w="80"/>
+              <w:left w:type="dxa" w:w="100"/>
+              <w:bottom w:type="dxa" w:w="80"/>
+              <w:right w:type="dxa" w:w="100"/>
+            </w:tcMar>
+            <w:vAlign w:val="top"/>
+          </w:tcPr>
+          <w:p>
+            <w:pPr>
+              <w:spacing w:after="30" w:before="0"/>
+            </w:pPr>
+            <w:r>
+              <w:rPr>
+                <w:b/>
+                <w:bCs/>
+                <w:color w:val="0F2B3C"/>
+                <w:sz w:val="18"/>
+                <w:szCs w:val="18"/>
+              </w:rPr>
+              <w:t xml:space="preserve">Because... ________________</w:t>
+            </w:r>
+          </w:p>
+          <w:p>
+            <w:pPr>
+              <w:spacing w:after="50" w:before="0"/>
+            </w:pPr>
+            <w:r>
+              <w:rPr>
+                <w:color w:val="BBBBBB"/>
+                <w:sz w:val="18"/>
+                <w:szCs w:val="18"/>
+              </w:rPr>
+              <w:t xml:space="preserve">____________________________</w:t>
+            </w:r>
+          </w:p>
+          <w:p>
+            <w:pPr>
+              <w:spacing w:after="30" w:before="40"/>
+            </w:pPr>
+            <w:r>
+              <w:rPr>
+                <w:b/>
+                <w:bCs/>
+                <w:color w:val="1A6FB5"/>
+                <w:sz w:val="18"/>
+                <w:szCs w:val="18"/>
+              </w:rPr>
+              <w:t xml:space="preserve">Although... _______________</w:t>
+            </w:r>
+          </w:p>
+          <w:p>
+            <w:pPr>
+              <w:spacing w:after="50" w:before="0"/>
+            </w:pPr>
+            <w:r>
+              <w:rPr>
+                <w:color w:val="BBBBBB"/>
+                <w:sz w:val="18"/>
+                <w:szCs w:val="18"/>
+              </w:rPr>
+              <w:t xml:space="preserve">____________________________</w:t>
+            </w:r>
+          </w:p>
+          <w:p>
+            <w:pPr>
+              <w:spacing w:after="30" w:before="40"/>
+            </w:pPr>
+            <w:r>
+              <w:rPr>
+                <w:b/>
+                <w:bCs/>
+                <w:color w:val="7A5400"/>
+                <w:sz w:val="18"/>
+                <w:szCs w:val="18"/>
+              </w:rPr>
+              <w:t xml:space="preserve">Therefore... ______________</w:t>
+            </w:r>
+          </w:p>
+          <w:p>
+            <w:pPr>
+              <w:spacing w:after="50" w:before="0"/>
+            </w:pPr>
+            <w:r>
+              <w:rPr>
+                <w:color w:val="BBBBBB"/>
+                <w:sz w:val="18"/>
+                <w:szCs w:val="18"/>
+              </w:rPr>
+              <w:t xml:space="preserve">____________________________</w:t>
+            </w:r>
+          </w:p>
+        </w:tc>
+      </w:tr>
+    </w:tbl>
+    <w:p>
+      <w:pPr>
+        <w:spacing w:after="60" w:before="0"/>
+      </w:pPr>
+      <w:r>
+        <w:t xml:space="preserve"/>
       </w:r>
     </w:p>
     <w:p>
@@ -323,50 +3273,616 @@
         <w:t xml:space="preserve">Stretch your conversions.</w:t>
       </w:r>
     </w:p>
-    <w:p>
-      <w:pPr>
-        <w:spacing w:after="40" w:before="0"/>
-      </w:pPr>
-      <w:r>
-        <w:rPr>
-          <w:sz w:val="22"/>
-          <w:szCs w:val="22"/>
-        </w:rPr>
-        <w:t xml:space="preserve">1.  4 feet = ___ inches? (4 × 12)</w:t>
-      </w:r>
-    </w:p>
-    <w:p>
-      <w:pPr>
-        <w:spacing w:after="80" w:before="0"/>
-      </w:pPr>
-      <w:r>
-        <w:rPr>
-          <w:color w:val="BBBBBB"/>
-        </w:rPr>
-        <w:t xml:space="preserve">____________________________________________________</w:t>
-      </w:r>
-    </w:p>
-    <w:p>
-      <w:pPr>
-        <w:spacing w:after="40" w:before="0"/>
-      </w:pPr>
-      <w:r>
-        <w:rPr>
-          <w:sz w:val="22"/>
-          <w:szCs w:val="22"/>
-        </w:rPr>
-        <w:t xml:space="preserve">2.  36 inches = ___ feet? (36 ÷ 12)</w:t>
-      </w:r>
-    </w:p>
-    <w:p>
-      <w:pPr>
-        <w:spacing w:after="80" w:before="0"/>
-      </w:pPr>
-      <w:r>
-        <w:rPr>
-          <w:color w:val="BBBBBB"/>
-        </w:rPr>
-        <w:t xml:space="preserve">____________________________________________________</w:t>
+    <w:tbl>
+      <w:tblPr>
+        <w:tblW w:type="dxa" w:w="9360"/>
+        <w:tblBorders>
+          <w:top w:val="single" w:color="C7D2DD" w:sz="6"/>
+          <w:left w:val="single" w:color="C7D2DD" w:sz="6"/>
+          <w:bottom w:val="single" w:color="C7D2DD" w:sz="6"/>
+          <w:right w:val="single" w:color="C7D2DD" w:sz="6"/>
+          <w:insideH w:val="single" w:color="C7D2DD" w:sz="6"/>
+          <w:insideV w:val="single" w:color="C7D2DD" w:sz="6"/>
+        </w:tblBorders>
+      </w:tblPr>
+      <w:tblGrid>
+        <w:gridCol w:w="2800"/>
+        <w:gridCol w:w="3560"/>
+        <w:gridCol w:w="3000"/>
+      </w:tblGrid>
+      <w:tr>
+        <w:trPr>
+          <w:cantSplit/>
+          <w:tblHeader/>
+        </w:trPr>
+        <w:tc>
+          <w:tcPr>
+            <w:tcW w:type="dxa" w:w="2800"/>
+            <w:shd w:fill="EEF4F8" w:color="auto" w:val="clear"/>
+            <w:tcMar>
+              <w:top w:type="dxa" w:w="60"/>
+              <w:left w:type="dxa" w:w="100"/>
+              <w:bottom w:type="dxa" w:w="60"/>
+              <w:right w:type="dxa" w:w="100"/>
+            </w:tcMar>
+          </w:tcPr>
+          <w:p>
+            <w:pPr>
+              <w:spacing w:after="0" w:before="0"/>
+            </w:pPr>
+            <w:r>
+              <w:rPr>
+                <w:b/>
+                <w:bCs/>
+                <w:color w:val="0F2B3C"/>
+                <w:sz w:val="16"/>
+                <w:szCs w:val="16"/>
+              </w:rPr>
+              <w:t xml:space="preserve">CORE PROBLEM / GIVEN REPRESENTATION</w:t>
+            </w:r>
+          </w:p>
+        </w:tc>
+        <w:tc>
+          <w:tcPr>
+            <w:tcW w:type="dxa" w:w="3560"/>
+            <w:shd w:fill="EEF4F8" w:color="auto" w:val="clear"/>
+            <w:tcMar>
+              <w:top w:type="dxa" w:w="60"/>
+              <w:left w:type="dxa" w:w="100"/>
+              <w:bottom w:type="dxa" w:w="60"/>
+              <w:right w:type="dxa" w:w="100"/>
+            </w:tcMar>
+          </w:tcPr>
+          <w:p>
+            <w:pPr>
+              <w:spacing w:after="0" w:before="0"/>
+            </w:pPr>
+            <w:r>
+              <w:rPr>
+                <w:b/>
+                <w:bCs/>
+                <w:color w:val="0F2B3C"/>
+                <w:sz w:val="16"/>
+                <w:szCs w:val="16"/>
+              </w:rPr>
+              <w:t xml:space="preserve">WORKING SPACE / CALCULATION STEPS</w:t>
+            </w:r>
+          </w:p>
+        </w:tc>
+        <w:tc>
+          <w:tcPr>
+            <w:tcW w:type="dxa" w:w="3000"/>
+            <w:shd w:fill="FBF3E2" w:color="auto" w:val="clear"/>
+            <w:tcMar>
+              <w:top w:type="dxa" w:w="60"/>
+              <w:left w:type="dxa" w:w="100"/>
+              <w:bottom w:type="dxa" w:w="60"/>
+              <w:right w:type="dxa" w:w="100"/>
+            </w:tcMar>
+          </w:tcPr>
+          <w:p>
+            <w:pPr>
+              <w:spacing w:after="0" w:before="0"/>
+            </w:pPr>
+            <w:r>
+              <w:rPr>
+                <w:b/>
+                <w:bCs/>
+                <w:color w:val="7A5400"/>
+                <w:sz w:val="16"/>
+                <w:szCs w:val="16"/>
+              </w:rPr>
+              <w:t xml:space="preserve">EXPLAIN YOUR REASONING</w:t>
+            </w:r>
+          </w:p>
+        </w:tc>
+      </w:tr>
+      <w:tr>
+        <w:trPr>
+          <w:cantSplit/>
+        </w:trPr>
+        <w:tc>
+          <w:tcPr>
+            <w:tcW w:type="dxa" w:w="2800"/>
+            <w:tcMar>
+              <w:top w:type="dxa" w:w="80"/>
+              <w:left w:type="dxa" w:w="100"/>
+              <w:bottom w:type="dxa" w:w="80"/>
+              <w:right w:type="dxa" w:w="100"/>
+            </w:tcMar>
+            <w:vAlign w:val="top"/>
+          </w:tcPr>
+          <w:p>
+            <w:pPr>
+              <w:spacing w:after="40" w:before="0"/>
+            </w:pPr>
+            <w:r>
+              <w:rPr>
+                <w:b/>
+                <w:bCs/>
+                <w:color w:val="0F2B3C"/>
+                <w:sz w:val="20"/>
+                <w:szCs w:val="20"/>
+              </w:rPr>
+              <w:t xml:space="preserve">1.  4 feet = ___ inches? (4 × 12)</w:t>
+            </w:r>
+          </w:p>
+        </w:tc>
+        <w:tc>
+          <w:tcPr>
+            <w:tcW w:type="dxa" w:w="3560"/>
+            <w:tcMar>
+              <w:top w:type="dxa" w:w="80"/>
+              <w:left w:type="dxa" w:w="100"/>
+              <w:bottom w:type="dxa" w:w="80"/>
+              <w:right w:type="dxa" w:w="100"/>
+            </w:tcMar>
+            <w:vAlign w:val="top"/>
+          </w:tcPr>
+          <w:p>
+            <w:pPr>
+              <w:spacing w:after="50" w:before="0"/>
+            </w:pPr>
+            <w:r>
+              <w:rPr>
+                <w:color w:val="BBBBBB"/>
+                <w:sz w:val="18"/>
+                <w:szCs w:val="18"/>
+              </w:rPr>
+              <w:t xml:space="preserve">____________________________</w:t>
+            </w:r>
+          </w:p>
+          <w:p>
+            <w:pPr>
+              <w:spacing w:after="50" w:before="0"/>
+            </w:pPr>
+            <w:r>
+              <w:rPr>
+                <w:color w:val="BBBBBB"/>
+                <w:sz w:val="18"/>
+                <w:szCs w:val="18"/>
+              </w:rPr>
+              <w:t xml:space="preserve">____________________________</w:t>
+            </w:r>
+          </w:p>
+          <w:p>
+            <w:pPr>
+              <w:spacing w:after="50" w:before="0"/>
+            </w:pPr>
+            <w:r>
+              <w:rPr>
+                <w:color w:val="BBBBBB"/>
+                <w:sz w:val="18"/>
+                <w:szCs w:val="18"/>
+              </w:rPr>
+              <w:t xml:space="preserve">____________________________</w:t>
+            </w:r>
+          </w:p>
+          <w:p>
+            <w:pPr>
+              <w:spacing w:after="50" w:before="0"/>
+            </w:pPr>
+            <w:r>
+              <w:rPr>
+                <w:color w:val="BBBBBB"/>
+                <w:sz w:val="18"/>
+                <w:szCs w:val="18"/>
+              </w:rPr>
+              <w:t xml:space="preserve">____________________________</w:t>
+            </w:r>
+          </w:p>
+        </w:tc>
+        <w:tc>
+          <w:tcPr>
+            <w:tcW w:type="dxa" w:w="3000"/>
+            <w:shd w:fill="FBF3E2" w:color="auto" w:val="clear"/>
+            <w:tcMar>
+              <w:top w:type="dxa" w:w="80"/>
+              <w:left w:type="dxa" w:w="100"/>
+              <w:bottom w:type="dxa" w:w="80"/>
+              <w:right w:type="dxa" w:w="100"/>
+            </w:tcMar>
+            <w:vAlign w:val="top"/>
+          </w:tcPr>
+          <w:p>
+            <w:pPr>
+              <w:spacing w:after="30" w:before="0"/>
+            </w:pPr>
+            <w:r>
+              <w:rPr>
+                <w:b/>
+                <w:bCs/>
+                <w:color w:val="0F2B3C"/>
+                <w:sz w:val="18"/>
+                <w:szCs w:val="18"/>
+              </w:rPr>
+              <w:t xml:space="preserve">Because... ________________</w:t>
+            </w:r>
+          </w:p>
+          <w:p>
+            <w:pPr>
+              <w:spacing w:after="50" w:before="0"/>
+            </w:pPr>
+            <w:r>
+              <w:rPr>
+                <w:color w:val="BBBBBB"/>
+                <w:sz w:val="18"/>
+                <w:szCs w:val="18"/>
+              </w:rPr>
+              <w:t xml:space="preserve">____________________________</w:t>
+            </w:r>
+          </w:p>
+          <w:p>
+            <w:pPr>
+              <w:spacing w:after="30" w:before="40"/>
+            </w:pPr>
+            <w:r>
+              <w:rPr>
+                <w:b/>
+                <w:bCs/>
+                <w:color w:val="1A6FB5"/>
+                <w:sz w:val="18"/>
+                <w:szCs w:val="18"/>
+              </w:rPr>
+              <w:t xml:space="preserve">Although... _______________</w:t>
+            </w:r>
+          </w:p>
+          <w:p>
+            <w:pPr>
+              <w:spacing w:after="50" w:before="0"/>
+            </w:pPr>
+            <w:r>
+              <w:rPr>
+                <w:color w:val="BBBBBB"/>
+                <w:sz w:val="18"/>
+                <w:szCs w:val="18"/>
+              </w:rPr>
+              <w:t xml:space="preserve">____________________________</w:t>
+            </w:r>
+          </w:p>
+          <w:p>
+            <w:pPr>
+              <w:spacing w:after="30" w:before="40"/>
+            </w:pPr>
+            <w:r>
+              <w:rPr>
+                <w:b/>
+                <w:bCs/>
+                <w:color w:val="7A5400"/>
+                <w:sz w:val="18"/>
+                <w:szCs w:val="18"/>
+              </w:rPr>
+              <w:t xml:space="preserve">Therefore... ______________</w:t>
+            </w:r>
+          </w:p>
+          <w:p>
+            <w:pPr>
+              <w:spacing w:after="50" w:before="0"/>
+            </w:pPr>
+            <w:r>
+              <w:rPr>
+                <w:color w:val="BBBBBB"/>
+                <w:sz w:val="18"/>
+                <w:szCs w:val="18"/>
+              </w:rPr>
+              <w:t xml:space="preserve">____________________________</w:t>
+            </w:r>
+          </w:p>
+        </w:tc>
+      </w:tr>
+    </w:tbl>
+    <w:p>
+      <w:pPr>
+        <w:spacing w:after="60" w:before="0"/>
+      </w:pPr>
+      <w:r>
+        <w:t xml:space="preserve"/>
+      </w:r>
+    </w:p>
+    <w:tbl>
+      <w:tblPr>
+        <w:tblW w:type="dxa" w:w="9360"/>
+        <w:tblBorders>
+          <w:top w:val="single" w:color="C7D2DD" w:sz="6"/>
+          <w:left w:val="single" w:color="C7D2DD" w:sz="6"/>
+          <w:bottom w:val="single" w:color="C7D2DD" w:sz="6"/>
+          <w:right w:val="single" w:color="C7D2DD" w:sz="6"/>
+          <w:insideH w:val="single" w:color="C7D2DD" w:sz="6"/>
+          <w:insideV w:val="single" w:color="C7D2DD" w:sz="6"/>
+        </w:tblBorders>
+      </w:tblPr>
+      <w:tblGrid>
+        <w:gridCol w:w="2800"/>
+        <w:gridCol w:w="3560"/>
+        <w:gridCol w:w="3000"/>
+      </w:tblGrid>
+      <w:tr>
+        <w:trPr>
+          <w:cantSplit/>
+          <w:tblHeader/>
+        </w:trPr>
+        <w:tc>
+          <w:tcPr>
+            <w:tcW w:type="dxa" w:w="2800"/>
+            <w:shd w:fill="EEF4F8" w:color="auto" w:val="clear"/>
+            <w:tcMar>
+              <w:top w:type="dxa" w:w="60"/>
+              <w:left w:type="dxa" w:w="100"/>
+              <w:bottom w:type="dxa" w:w="60"/>
+              <w:right w:type="dxa" w:w="100"/>
+            </w:tcMar>
+          </w:tcPr>
+          <w:p>
+            <w:pPr>
+              <w:spacing w:after="0" w:before="0"/>
+            </w:pPr>
+            <w:r>
+              <w:rPr>
+                <w:b/>
+                <w:bCs/>
+                <w:color w:val="0F2B3C"/>
+                <w:sz w:val="16"/>
+                <w:szCs w:val="16"/>
+              </w:rPr>
+              <w:t xml:space="preserve">CORE PROBLEM / GIVEN REPRESENTATION</w:t>
+            </w:r>
+          </w:p>
+        </w:tc>
+        <w:tc>
+          <w:tcPr>
+            <w:tcW w:type="dxa" w:w="3560"/>
+            <w:shd w:fill="EEF4F8" w:color="auto" w:val="clear"/>
+            <w:tcMar>
+              <w:top w:type="dxa" w:w="60"/>
+              <w:left w:type="dxa" w:w="100"/>
+              <w:bottom w:type="dxa" w:w="60"/>
+              <w:right w:type="dxa" w:w="100"/>
+            </w:tcMar>
+          </w:tcPr>
+          <w:p>
+            <w:pPr>
+              <w:spacing w:after="0" w:before="0"/>
+            </w:pPr>
+            <w:r>
+              <w:rPr>
+                <w:b/>
+                <w:bCs/>
+                <w:color w:val="0F2B3C"/>
+                <w:sz w:val="16"/>
+                <w:szCs w:val="16"/>
+              </w:rPr>
+              <w:t xml:space="preserve">WORKING SPACE / CALCULATION STEPS</w:t>
+            </w:r>
+          </w:p>
+        </w:tc>
+        <w:tc>
+          <w:tcPr>
+            <w:tcW w:type="dxa" w:w="3000"/>
+            <w:shd w:fill="FBF3E2" w:color="auto" w:val="clear"/>
+            <w:tcMar>
+              <w:top w:type="dxa" w:w="60"/>
+              <w:left w:type="dxa" w:w="100"/>
+              <w:bottom w:type="dxa" w:w="60"/>
+              <w:right w:type="dxa" w:w="100"/>
+            </w:tcMar>
+          </w:tcPr>
+          <w:p>
+            <w:pPr>
+              <w:spacing w:after="0" w:before="0"/>
+            </w:pPr>
+            <w:r>
+              <w:rPr>
+                <w:b/>
+                <w:bCs/>
+                <w:color w:val="7A5400"/>
+                <w:sz w:val="16"/>
+                <w:szCs w:val="16"/>
+              </w:rPr>
+              <w:t xml:space="preserve">EXPLAIN YOUR REASONING</w:t>
+            </w:r>
+          </w:p>
+        </w:tc>
+      </w:tr>
+      <w:tr>
+        <w:trPr>
+          <w:cantSplit/>
+        </w:trPr>
+        <w:tc>
+          <w:tcPr>
+            <w:tcW w:type="dxa" w:w="2800"/>
+            <w:tcMar>
+              <w:top w:type="dxa" w:w="80"/>
+              <w:left w:type="dxa" w:w="100"/>
+              <w:bottom w:type="dxa" w:w="80"/>
+              <w:right w:type="dxa" w:w="100"/>
+            </w:tcMar>
+            <w:vAlign w:val="top"/>
+          </w:tcPr>
+          <w:p>
+            <w:pPr>
+              <w:spacing w:after="40" w:before="0"/>
+            </w:pPr>
+            <w:r>
+              <w:rPr>
+                <w:b/>
+                <w:bCs/>
+                <w:color w:val="0F2B3C"/>
+                <w:sz w:val="20"/>
+                <w:szCs w:val="20"/>
+              </w:rPr>
+              <w:t xml:space="preserve">2.  36 inches = ___ feet? (36 ÷ 12)</w:t>
+            </w:r>
+          </w:p>
+        </w:tc>
+        <w:tc>
+          <w:tcPr>
+            <w:tcW w:type="dxa" w:w="3560"/>
+            <w:tcMar>
+              <w:top w:type="dxa" w:w="80"/>
+              <w:left w:type="dxa" w:w="100"/>
+              <w:bottom w:type="dxa" w:w="80"/>
+              <w:right w:type="dxa" w:w="100"/>
+            </w:tcMar>
+            <w:vAlign w:val="top"/>
+          </w:tcPr>
+          <w:p>
+            <w:pPr>
+              <w:spacing w:after="50" w:before="0"/>
+            </w:pPr>
+            <w:r>
+              <w:rPr>
+                <w:color w:val="BBBBBB"/>
+                <w:sz w:val="18"/>
+                <w:szCs w:val="18"/>
+              </w:rPr>
+              <w:t xml:space="preserve">____________________________</w:t>
+            </w:r>
+          </w:p>
+          <w:p>
+            <w:pPr>
+              <w:spacing w:after="50" w:before="0"/>
+            </w:pPr>
+            <w:r>
+              <w:rPr>
+                <w:color w:val="BBBBBB"/>
+                <w:sz w:val="18"/>
+                <w:szCs w:val="18"/>
+              </w:rPr>
+              <w:t xml:space="preserve">____________________________</w:t>
+            </w:r>
+          </w:p>
+          <w:p>
+            <w:pPr>
+              <w:spacing w:after="50" w:before="0"/>
+            </w:pPr>
+            <w:r>
+              <w:rPr>
+                <w:color w:val="BBBBBB"/>
+                <w:sz w:val="18"/>
+                <w:szCs w:val="18"/>
+              </w:rPr>
+              <w:t xml:space="preserve">____________________________</w:t>
+            </w:r>
+          </w:p>
+          <w:p>
+            <w:pPr>
+              <w:spacing w:after="50" w:before="0"/>
+            </w:pPr>
+            <w:r>
+              <w:rPr>
+                <w:color w:val="BBBBBB"/>
+                <w:sz w:val="18"/>
+                <w:szCs w:val="18"/>
+              </w:rPr>
+              <w:t xml:space="preserve">____________________________</w:t>
+            </w:r>
+          </w:p>
+        </w:tc>
+        <w:tc>
+          <w:tcPr>
+            <w:tcW w:type="dxa" w:w="3000"/>
+            <w:shd w:fill="FBF3E2" w:color="auto" w:val="clear"/>
+            <w:tcMar>
+              <w:top w:type="dxa" w:w="80"/>
+              <w:left w:type="dxa" w:w="100"/>
+              <w:bottom w:type="dxa" w:w="80"/>
+              <w:right w:type="dxa" w:w="100"/>
+            </w:tcMar>
+            <w:vAlign w:val="top"/>
+          </w:tcPr>
+          <w:p>
+            <w:pPr>
+              <w:spacing w:after="30" w:before="0"/>
+            </w:pPr>
+            <w:r>
+              <w:rPr>
+                <w:b/>
+                <w:bCs/>
+                <w:color w:val="0F2B3C"/>
+                <w:sz w:val="18"/>
+                <w:szCs w:val="18"/>
+              </w:rPr>
+              <w:t xml:space="preserve">Because... ________________</w:t>
+            </w:r>
+          </w:p>
+          <w:p>
+            <w:pPr>
+              <w:spacing w:after="50" w:before="0"/>
+            </w:pPr>
+            <w:r>
+              <w:rPr>
+                <w:color w:val="BBBBBB"/>
+                <w:sz w:val="18"/>
+                <w:szCs w:val="18"/>
+              </w:rPr>
+              <w:t xml:space="preserve">____________________________</w:t>
+            </w:r>
+          </w:p>
+          <w:p>
+            <w:pPr>
+              <w:spacing w:after="30" w:before="40"/>
+            </w:pPr>
+            <w:r>
+              <w:rPr>
+                <w:b/>
+                <w:bCs/>
+                <w:color w:val="1A6FB5"/>
+                <w:sz w:val="18"/>
+                <w:szCs w:val="18"/>
+              </w:rPr>
+              <w:t xml:space="preserve">Although... _______________</w:t>
+            </w:r>
+          </w:p>
+          <w:p>
+            <w:pPr>
+              <w:spacing w:after="50" w:before="0"/>
+            </w:pPr>
+            <w:r>
+              <w:rPr>
+                <w:color w:val="BBBBBB"/>
+                <w:sz w:val="18"/>
+                <w:szCs w:val="18"/>
+              </w:rPr>
+              <w:t xml:space="preserve">____________________________</w:t>
+            </w:r>
+          </w:p>
+          <w:p>
+            <w:pPr>
+              <w:spacing w:after="30" w:before="40"/>
+            </w:pPr>
+            <w:r>
+              <w:rPr>
+                <w:b/>
+                <w:bCs/>
+                <w:color w:val="7A5400"/>
+                <w:sz w:val="18"/>
+                <w:szCs w:val="18"/>
+              </w:rPr>
+              <w:t xml:space="preserve">Therefore... ______________</w:t>
+            </w:r>
+          </w:p>
+          <w:p>
+            <w:pPr>
+              <w:spacing w:after="50" w:before="0"/>
+            </w:pPr>
+            <w:r>
+              <w:rPr>
+                <w:color w:val="BBBBBB"/>
+                <w:sz w:val="18"/>
+                <w:szCs w:val="18"/>
+              </w:rPr>
+              <w:t xml:space="preserve">____________________________</w:t>
+            </w:r>
+          </w:p>
+        </w:tc>
+      </w:tr>
+    </w:tbl>
+    <w:p>
+      <w:pPr>
+        <w:spacing w:after="60" w:before="0"/>
+      </w:pPr>
+      <w:r>
+        <w:t xml:space="preserve"/>
       </w:r>
     </w:p>
     <w:p>
@@ -430,6 +3946,141 @@
         <w:t xml:space="preserve">____________________________________________________</w:t>
       </w:r>
     </w:p>
+    <w:tbl>
+      <w:tblPr>
+        <w:tblW w:type="dxa" w:w="9360"/>
+        <w:tblBorders>
+          <w:top w:val="single" w:color="C7D2DD" w:sz="6"/>
+          <w:left w:val="single" w:color="C7D2DD" w:sz="6"/>
+          <w:bottom w:val="single" w:color="C7D2DD" w:sz="6"/>
+          <w:right w:val="single" w:color="C7D2DD" w:sz="6"/>
+          <w:insideH w:val="single" w:color="C7D2DD" w:sz="6"/>
+          <w:insideV w:val="single" w:color="C7D2DD" w:sz="6"/>
+        </w:tblBorders>
+      </w:tblPr>
+      <w:tblGrid>
+        <w:gridCol w:w="3120"/>
+        <w:gridCol w:w="3120"/>
+        <w:gridCol w:w="3120"/>
+      </w:tblGrid>
+      <w:tr>
+        <w:trPr>
+          <w:cantSplit/>
+          <w:tblHeader/>
+        </w:trPr>
+        <w:tc>
+          <w:tcPr>
+            <w:tcW w:type="dxa" w:w="9360"/>
+            <w:gridSpan w:val="3"/>
+            <w:shd w:fill="EEF4F8" w:color="auto" w:val="clear"/>
+            <w:tcMar>
+              <w:top w:type="dxa" w:w="60"/>
+              <w:left w:type="dxa" w:w="100"/>
+              <w:bottom w:type="dxa" w:w="60"/>
+              <w:right w:type="dxa" w:w="100"/>
+            </w:tcMar>
+          </w:tcPr>
+          <w:p>
+            <w:pPr>
+              <w:spacing w:after="0" w:before="0"/>
+            </w:pPr>
+            <w:r>
+              <w:rPr>
+                <w:b/>
+                <w:bCs/>
+                <w:color w:val="0F2B3C"/>
+                <w:sz w:val="18"/>
+                <w:szCs w:val="18"/>
+              </w:rPr>
+              <w:t xml:space="preserve">EXIT CHECK · 3-POINT SELF-ASSESSMENT CHECKLIST</w:t>
+            </w:r>
+          </w:p>
+        </w:tc>
+      </w:tr>
+      <w:tr>
+        <w:trPr>
+          <w:cantSplit/>
+        </w:trPr>
+        <w:tc>
+          <w:tcPr>
+            <w:tcW w:type="dxa" w:w="3120"/>
+            <w:tcMar>
+              <w:top w:type="dxa" w:w="80"/>
+              <w:left w:type="dxa" w:w="100"/>
+              <w:bottom w:type="dxa" w:w="80"/>
+              <w:right w:type="dxa" w:w="100"/>
+            </w:tcMar>
+          </w:tcPr>
+          <w:p>
+            <w:pPr>
+              <w:spacing w:after="0" w:before="0"/>
+            </w:pPr>
+            <w:r>
+              <w:rPr>
+                <w:b/>
+                <w:bCs/>
+                <w:color w:val="0F2B3C"/>
+                <w:sz w:val="18"/>
+                <w:szCs w:val="18"/>
+              </w:rPr>
+              <w:t xml:space="preserve">☐ 1. Units &amp; Labels Verified</w:t>
+            </w:r>
+          </w:p>
+        </w:tc>
+        <w:tc>
+          <w:tcPr>
+            <w:tcW w:type="dxa" w:w="3120"/>
+            <w:tcMar>
+              <w:top w:type="dxa" w:w="80"/>
+              <w:left w:type="dxa" w:w="100"/>
+              <w:bottom w:type="dxa" w:w="80"/>
+              <w:right w:type="dxa" w:w="100"/>
+            </w:tcMar>
+          </w:tcPr>
+          <w:p>
+            <w:pPr>
+              <w:spacing w:after="0" w:before="0"/>
+            </w:pPr>
+            <w:r>
+              <w:rPr>
+                <w:b/>
+                <w:bCs/>
+                <w:color w:val="0F2B3C"/>
+                <w:sz w:val="18"/>
+                <w:szCs w:val="18"/>
+              </w:rPr>
+              <w:t xml:space="preserve">☐ 2. Reasoning Stated (Because / Although / Therefore)</w:t>
+            </w:r>
+          </w:p>
+        </w:tc>
+        <w:tc>
+          <w:tcPr>
+            <w:tcW w:type="dxa" w:w="3120"/>
+            <w:tcMar>
+              <w:top w:type="dxa" w:w="80"/>
+              <w:left w:type="dxa" w:w="100"/>
+              <w:bottom w:type="dxa" w:w="80"/>
+              <w:right w:type="dxa" w:w="100"/>
+            </w:tcMar>
+          </w:tcPr>
+          <w:p>
+            <w:pPr>
+              <w:spacing w:after="0" w:before="0"/>
+            </w:pPr>
+            <w:r>
+              <w:rPr>
+                <w:b/>
+                <w:bCs/>
+                <w:color w:val="0F2B3C"/>
+                <w:sz w:val="18"/>
+                <w:szCs w:val="18"/>
+              </w:rPr>
+              <w:t xml:space="preserve">☐ 3. Calculations Double-Checked</w:t>
+            </w:r>
+          </w:p>
+        </w:tc>
+      </w:tr>
+    </w:tbl>
     <w:p>
       <w:pPr>
         <w:spacing w:after="60" w:before="120"/>
